--- a/Mentorias/2026-10-23_Emerson_e_Julio/01_EXPLICACAO_SIMPLES.docx
+++ b/Mentorias/2026-10-23_Emerson_e_Julio/01_EXPLICACAO_SIMPLES.docx
@@ -784,7 +784,7 @@
           <w:sz w:val="22"/>
           <w:szCs w:val="22"/>
         </w:rPr>
-        <w:t xml:space="preserve"> Se uma ação sobe em 53 de cada 100 pregões, então quem simplesmente disser "sobe" todo santo dia acerta 53%. Sem ler nada, sem modelo nenhum, sem trabalho. Para o modelo ter valor, ele precisa acertar </w:t>
+        <w:t xml:space="preserve"> Se uma ação sobe em 53 de cada 100 pregões, então quem simplesmente disser "sobe" todo santo dia acerta 53%. Sem ler nada, sem calcular nada, sem trabalho. Para o modelo ter valor, ele precisa acertar </w:t>
       </w:r>
       <w:r>
         <w:rPr>
@@ -829,6 +829,540 @@
           <w:szCs w:val="22"/>
         </w:rPr>
         <w:t xml:space="preserve"> — mesmo parecendo que acertou metade.</w:t>
+      </w:r>
+    </w:p>
+    <w:p>
+      <w:pPr>
+        <w:spacing w:after="140" w:before="0" w:line="288"/>
+      </w:pPr>
+      <w:r>
+        <w:rPr>
+          <w:b/>
+          <w:bCs/>
+          <w:sz w:val="22"/>
+          <w:szCs w:val="22"/>
+        </w:rPr>
+        <w:t xml:space="preserve">Atenção para não confundir:</w:t>
+      </w:r>
+      <w:r>
+        <w:rPr>
+          <w:sz w:val="22"/>
+          <w:szCs w:val="22"/>
+        </w:rPr>
+        <w:t xml:space="preserve"> o palpite fixo </w:t>
+      </w:r>
+      <w:r>
+        <w:rPr>
+          <w:b/>
+          <w:bCs/>
+          <w:sz w:val="22"/>
+          <w:szCs w:val="22"/>
+        </w:rPr>
+        <w:t xml:space="preserve">não</w:t>
+      </w:r>
+      <w:r>
+        <w:rPr>
+          <w:sz w:val="22"/>
+          <w:szCs w:val="22"/>
+        </w:rPr>
+        <w:t xml:space="preserve"> é "o modelo que usa só o preço". São coisas diferentes, e as duas aparecem nas tabelas:</w:t>
+      </w:r>
+    </w:p>
+    <w:p>
+      <w:pPr>
+        <w:pStyle w:val="ListParagraph"/>
+        <w:numPr>
+          <w:ilvl w:val="0"/>
+          <w:numId w:val="2"/>
+        </w:numPr>
+        <w:spacing w:after="100" w:line="288"/>
+      </w:pPr>
+      <w:r>
+        <w:rPr>
+          <w:b/>
+          <w:bCs/>
+          <w:sz w:val="22"/>
+          <w:szCs w:val="22"/>
+        </w:rPr>
+        <w:t xml:space="preserve">Palpite fixo</w:t>
+      </w:r>
+      <w:r>
+        <w:rPr>
+          <w:sz w:val="22"/>
+          <w:szCs w:val="22"/>
+        </w:rPr>
+        <w:t xml:space="preserve"> — não é modelo nenhum. Não olha preço, não olha nada. Só repete sempre o mesmo lado.</w:t>
+      </w:r>
+    </w:p>
+    <w:p>
+      <w:pPr>
+        <w:pStyle w:val="ListParagraph"/>
+        <w:numPr>
+          <w:ilvl w:val="0"/>
+          <w:numId w:val="2"/>
+        </w:numPr>
+        <w:spacing w:after="100" w:line="288"/>
+      </w:pPr>
+      <w:r>
+        <w:rPr>
+          <w:b/>
+          <w:bCs/>
+          <w:sz w:val="22"/>
+          <w:szCs w:val="22"/>
+        </w:rPr>
+        <w:t xml:space="preserve">"Só preço"</w:t>
+      </w:r>
+      <w:r>
+        <w:rPr>
+          <w:sz w:val="22"/>
+          <w:szCs w:val="22"/>
+        </w:rPr>
+        <w:t xml:space="preserve"> — é um modelo de verdade: o SVM ou o XGBoost olhando o retorno de ontem e a agitação de ontem medida pelo GARCH. Ele calcula; o palpite fixo não.</w:t>
+      </w:r>
+    </w:p>
+    <w:p>
+      <w:pPr>
+        <w:pStyle w:val="Heading2"/>
+        <w:keepNext/>
+        <w:spacing w:after="100" w:before="240"/>
+      </w:pPr>
+      <w:r>
+        <w:rPr>
+          <w:rFonts w:ascii="Arial" w:cs="Arial" w:eastAsia="Arial" w:hAnsi="Arial"/>
+          <w:b/>
+          <w:bCs/>
+          <w:color w:val="1F3864"/>
+          <w:sz w:val="23"/>
+          <w:szCs w:val="23"/>
+        </w:rPr>
+        <w:t xml:space="preserve">E há duas versões do palpite fixo — por isso dois números</w:t>
+      </w:r>
+    </w:p>
+    <w:p>
+      <w:pPr>
+        <w:spacing w:after="140" w:before="0" w:line="288"/>
+      </w:pPr>
+      <w:r>
+        <w:rPr>
+          <w:sz w:val="22"/>
+          <w:szCs w:val="22"/>
+        </w:rPr>
+        <w:t xml:space="preserve">Esta distinção apareceu numa pergunta sua, e é justa — vale os senhores saberem dela:</w:t>
+      </w:r>
+    </w:p>
+    <w:tbl>
+      <w:tblPr>
+        <w:tblW w:type="dxa" w:w="9638"/>
+        <w:tblBorders>
+          <w:top w:val="single" w:color="auto" w:sz="4"/>
+          <w:left w:val="single" w:color="auto" w:sz="4"/>
+          <w:bottom w:val="single" w:color="auto" w:sz="4"/>
+          <w:right w:val="single" w:color="auto" w:sz="4"/>
+          <w:insideH w:val="single" w:color="auto" w:sz="4"/>
+          <w:insideV w:val="single" w:color="auto" w:sz="4"/>
+        </w:tblBorders>
+      </w:tblPr>
+      <w:tblGrid>
+        <w:gridCol w:w="2100"/>
+        <w:gridCol w:w="4500"/>
+        <w:gridCol w:w="3038"/>
+      </w:tblGrid>
+      <w:tr>
+        <w:trPr>
+          <w:cantSplit/>
+          <w:tblHeader/>
+        </w:trPr>
+        <w:tc>
+          <w:tcPr>
+            <w:tcW w:type="dxa" w:w="2100"/>
+            <w:tcBorders>
+              <w:top w:val="single" w:color="BFBFBF" w:sz="4"/>
+              <w:left w:val="single" w:color="BFBFBF" w:sz="4"/>
+              <w:bottom w:val="single" w:color="BFBFBF" w:sz="4"/>
+              <w:right w:val="single" w:color="BFBFBF" w:sz="4"/>
+            </w:tcBorders>
+            <w:shd w:fill="D9E2F3" w:color="auto" w:val="clear"/>
+            <w:tcMar>
+              <w:top w:type="dxa" w:w="60"/>
+              <w:left w:type="dxa" w:w="100"/>
+              <w:bottom w:type="dxa" w:w="60"/>
+              <w:right w:type="dxa" w:w="100"/>
+            </w:tcMar>
+          </w:tcPr>
+          <w:p>
+            <w:pPr>
+              <w:keepNext/>
+              <w:spacing w:after="0" w:line="264"/>
+              <w:jc w:val="left"/>
+            </w:pPr>
+            <w:r>
+              <w:rPr>
+                <w:b/>
+                <w:bCs/>
+                <w:color w:val="1F3864"/>
+                <w:sz w:val="19"/>
+                <w:szCs w:val="19"/>
+              </w:rPr>
+              <w:t xml:space="preserve">Versão</w:t>
+            </w:r>
+          </w:p>
+        </w:tc>
+        <w:tc>
+          <w:tcPr>
+            <w:tcW w:type="dxa" w:w="4500"/>
+            <w:tcBorders>
+              <w:top w:val="single" w:color="BFBFBF" w:sz="4"/>
+              <w:left w:val="single" w:color="BFBFBF" w:sz="4"/>
+              <w:bottom w:val="single" w:color="BFBFBF" w:sz="4"/>
+              <w:right w:val="single" w:color="BFBFBF" w:sz="4"/>
+            </w:tcBorders>
+            <w:shd w:fill="D9E2F3" w:color="auto" w:val="clear"/>
+            <w:tcMar>
+              <w:top w:type="dxa" w:w="60"/>
+              <w:left w:type="dxa" w:w="100"/>
+              <w:bottom w:type="dxa" w:w="60"/>
+              <w:right w:type="dxa" w:w="100"/>
+            </w:tcMar>
+          </w:tcPr>
+          <w:p>
+            <w:pPr>
+              <w:keepNext/>
+              <w:spacing w:after="0" w:line="264"/>
+              <w:jc w:val="center"/>
+            </w:pPr>
+            <w:r>
+              <w:rPr>
+                <w:b/>
+                <w:bCs/>
+                <w:color w:val="1F3864"/>
+                <w:sz w:val="19"/>
+                <w:szCs w:val="19"/>
+              </w:rPr>
+              <w:t xml:space="preserve">Como escolhe o lado</w:t>
+            </w:r>
+          </w:p>
+        </w:tc>
+        <w:tc>
+          <w:tcPr>
+            <w:tcW w:type="dxa" w:w="3038"/>
+            <w:tcBorders>
+              <w:top w:val="single" w:color="BFBFBF" w:sz="4"/>
+              <w:left w:val="single" w:color="BFBFBF" w:sz="4"/>
+              <w:bottom w:val="single" w:color="BFBFBF" w:sz="4"/>
+              <w:right w:val="single" w:color="BFBFBF" w:sz="4"/>
+            </w:tcBorders>
+            <w:shd w:fill="D9E2F3" w:color="auto" w:val="clear"/>
+            <w:tcMar>
+              <w:top w:type="dxa" w:w="60"/>
+              <w:left w:type="dxa" w:w="100"/>
+              <w:bottom w:type="dxa" w:w="60"/>
+              <w:right w:type="dxa" w:w="100"/>
+            </w:tcMar>
+          </w:tcPr>
+          <w:p>
+            <w:pPr>
+              <w:keepNext/>
+              <w:spacing w:after="0" w:line="264"/>
+              <w:jc w:val="center"/>
+            </w:pPr>
+            <w:r>
+              <w:rPr>
+                <w:b/>
+                <w:bCs/>
+                <w:color w:val="1F3864"/>
+                <w:sz w:val="19"/>
+                <w:szCs w:val="19"/>
+              </w:rPr>
+              <w:t xml:space="preserve">É justo?</w:t>
+            </w:r>
+          </w:p>
+        </w:tc>
+      </w:tr>
+      <w:tr>
+        <w:trPr>
+          <w:cantSplit/>
+        </w:trPr>
+        <w:tc>
+          <w:tcPr>
+            <w:tcW w:type="dxa" w:w="2100"/>
+            <w:tcBorders>
+              <w:top w:val="single" w:color="BFBFBF" w:sz="4"/>
+              <w:left w:val="single" w:color="BFBFBF" w:sz="4"/>
+              <w:bottom w:val="single" w:color="BFBFBF" w:sz="4"/>
+              <w:right w:val="single" w:color="BFBFBF" w:sz="4"/>
+            </w:tcBorders>
+            <w:tcMar>
+              <w:top w:type="dxa" w:w="60"/>
+              <w:left w:type="dxa" w:w="100"/>
+              <w:bottom w:type="dxa" w:w="60"/>
+              <w:right w:type="dxa" w:w="100"/>
+            </w:tcMar>
+          </w:tcPr>
+          <w:p>
+            <w:pPr>
+              <w:keepNext/>
+              <w:spacing w:after="0" w:line="264"/>
+              <w:jc w:val="left"/>
+            </w:pPr>
+            <w:r>
+              <w:rPr>
+                <w:sz w:val="19"/>
+                <w:szCs w:val="19"/>
+              </w:rPr>
+              <w:t xml:space="preserve">Com o gabarito na mão
+(foi a que usei)</w:t>
+            </w:r>
+          </w:p>
+        </w:tc>
+        <w:tc>
+          <w:tcPr>
+            <w:tcW w:type="dxa" w:w="4500"/>
+            <w:tcBorders>
+              <w:top w:val="single" w:color="BFBFBF" w:sz="4"/>
+              <w:left w:val="single" w:color="BFBFBF" w:sz="4"/>
+              <w:bottom w:val="single" w:color="BFBFBF" w:sz="4"/>
+              <w:right w:val="single" w:color="BFBFBF" w:sz="4"/>
+            </w:tcBorders>
+            <w:tcMar>
+              <w:top w:type="dxa" w:w="60"/>
+              <w:left w:type="dxa" w:w="100"/>
+              <w:bottom w:type="dxa" w:w="60"/>
+              <w:right w:type="dxa" w:w="100"/>
+            </w:tcMar>
+          </w:tcPr>
+          <w:p>
+            <w:pPr>
+              <w:keepNext/>
+              <w:spacing w:after="0" w:line="264"/>
+              <w:jc w:val="center"/>
+            </w:pPr>
+            <w:r>
+              <w:rPr>
+                <w:sz w:val="19"/>
+                <w:szCs w:val="19"/>
+              </w:rPr>
+              <w:t xml:space="preserve">Olha o próprio período de teste, vê que lado foi mais frequente entre 2024 e 2026, e supõe que o investidor já sabia disso lá atrás.</w:t>
+            </w:r>
+          </w:p>
+        </w:tc>
+        <w:tc>
+          <w:tcPr>
+            <w:tcW w:type="dxa" w:w="3038"/>
+            <w:tcBorders>
+              <w:top w:val="single" w:color="BFBFBF" w:sz="4"/>
+              <w:left w:val="single" w:color="BFBFBF" w:sz="4"/>
+              <w:bottom w:val="single" w:color="BFBFBF" w:sz="4"/>
+              <w:right w:val="single" w:color="BFBFBF" w:sz="4"/>
+            </w:tcBorders>
+            <w:tcMar>
+              <w:top w:type="dxa" w:w="60"/>
+              <w:left w:type="dxa" w:w="100"/>
+              <w:bottom w:type="dxa" w:w="60"/>
+              <w:right w:type="dxa" w:w="100"/>
+            </w:tcMar>
+          </w:tcPr>
+          <w:p>
+            <w:pPr>
+              <w:keepNext/>
+              <w:spacing w:after="0" w:line="264"/>
+              <w:jc w:val="center"/>
+            </w:pPr>
+            <w:r>
+              <w:rPr>
+                <w:sz w:val="19"/>
+                <w:szCs w:val="19"/>
+              </w:rPr>
+              <w:t xml:space="preserve">É o adversário MAIS DIFÍCIL — equivale a conhecer o futuro. Usei de propósito.</w:t>
+            </w:r>
+          </w:p>
+        </w:tc>
+      </w:tr>
+      <w:tr>
+        <w:trPr>
+          <w:cantSplit/>
+        </w:trPr>
+        <w:tc>
+          <w:tcPr>
+            <w:tcW w:type="dxa" w:w="2100"/>
+            <w:tcBorders>
+              <w:top w:val="single" w:color="BFBFBF" w:sz="4"/>
+              <w:left w:val="single" w:color="BFBFBF" w:sz="4"/>
+              <w:bottom w:val="single" w:color="BFBFBF" w:sz="4"/>
+              <w:right w:val="single" w:color="BFBFBF" w:sz="4"/>
+            </w:tcBorders>
+            <w:tcMar>
+              <w:top w:type="dxa" w:w="60"/>
+              <w:left w:type="dxa" w:w="100"/>
+              <w:bottom w:type="dxa" w:w="60"/>
+              <w:right w:type="dxa" w:w="100"/>
+            </w:tcMar>
+          </w:tcPr>
+          <w:p>
+            <w:pPr>
+              <w:keepNext/>
+              <w:spacing w:after="0" w:line="264"/>
+              <w:jc w:val="left"/>
+            </w:pPr>
+            <w:r>
+              <w:rPr>
+                <w:sz w:val="19"/>
+                <w:szCs w:val="19"/>
+              </w:rPr>
+              <w:t xml:space="preserve">Decidido no passado
+(o realista)</w:t>
+            </w:r>
+          </w:p>
+        </w:tc>
+        <w:tc>
+          <w:tcPr>
+            <w:tcW w:type="dxa" w:w="4500"/>
+            <w:tcBorders>
+              <w:top w:val="single" w:color="BFBFBF" w:sz="4"/>
+              <w:left w:val="single" w:color="BFBFBF" w:sz="4"/>
+              <w:bottom w:val="single" w:color="BFBFBF" w:sz="4"/>
+              <w:right w:val="single" w:color="BFBFBF" w:sz="4"/>
+            </w:tcBorders>
+            <w:tcMar>
+              <w:top w:type="dxa" w:w="60"/>
+              <w:left w:type="dxa" w:w="100"/>
+              <w:bottom w:type="dxa" w:w="60"/>
+              <w:right w:type="dxa" w:w="100"/>
+            </w:tcMar>
+          </w:tcPr>
+          <w:p>
+            <w:pPr>
+              <w:keepNext/>
+              <w:spacing w:after="0" w:line="264"/>
+              <w:jc w:val="center"/>
+            </w:pPr>
+            <w:r>
+              <w:rPr>
+                <w:sz w:val="19"/>
+                <w:szCs w:val="19"/>
+              </w:rPr>
+              <w:t xml:space="preserve">Escolhe o lado olhando só até 2022 — o que se saberia de verdade — e aplica daí em diante, sem mudar.</w:t>
+            </w:r>
+          </w:p>
+        </w:tc>
+        <w:tc>
+          <w:tcPr>
+            <w:tcW w:type="dxa" w:w="3038"/>
+            <w:tcBorders>
+              <w:top w:val="single" w:color="BFBFBF" w:sz="4"/>
+              <w:left w:val="single" w:color="BFBFBF" w:sz="4"/>
+              <w:bottom w:val="single" w:color="BFBFBF" w:sz="4"/>
+              <w:right w:val="single" w:color="BFBFBF" w:sz="4"/>
+            </w:tcBorders>
+            <w:tcMar>
+              <w:top w:type="dxa" w:w="60"/>
+              <w:left w:type="dxa" w:w="100"/>
+              <w:bottom w:type="dxa" w:w="60"/>
+              <w:right w:type="dxa" w:w="100"/>
+            </w:tcMar>
+          </w:tcPr>
+          <w:p>
+            <w:pPr>
+              <w:keepNext/>
+              <w:spacing w:after="0" w:line="264"/>
+              <w:jc w:val="center"/>
+            </w:pPr>
+            <w:r>
+              <w:rPr>
+                <w:sz w:val="19"/>
+                <w:szCs w:val="19"/>
+              </w:rPr>
+              <w:t xml:space="preserve">É o adversário realista. Na média, 2,1 pontos mais fácil de vencer.</w:t>
+            </w:r>
+          </w:p>
+        </w:tc>
+      </w:tr>
+    </w:tbl>
+    <w:p>
+      <w:pPr>
+        <w:spacing w:after="140" w:before="0" w:line="288"/>
+      </w:pPr>
+      <w:r>
+        <w:rPr>
+          <w:sz w:val="22"/>
+          <w:szCs w:val="22"/>
+        </w:rPr>
+        <w:t xml:space="preserve">Em 5 dos 10 papéis, o passado apontava </w:t>
+      </w:r>
+      <w:r>
+        <w:rPr>
+          <w:b/>
+          <w:bCs/>
+          <w:sz w:val="22"/>
+          <w:szCs w:val="22"/>
+        </w:rPr>
+        <w:t xml:space="preserve">baixa</w:t>
+      </w:r>
+      <w:r>
+        <w:rPr>
+          <w:sz w:val="22"/>
+          <w:szCs w:val="22"/>
+        </w:rPr>
+        <w:t xml:space="preserve"> e o teste veio </w:t>
+      </w:r>
+      <w:r>
+        <w:rPr>
+          <w:b/>
+          <w:bCs/>
+          <w:sz w:val="22"/>
+          <w:szCs w:val="22"/>
+        </w:rPr>
+        <w:t xml:space="preserve">alta</w:t>
+      </w:r>
+      <w:r>
+        <w:rPr>
+          <w:sz w:val="22"/>
+          <w:szCs w:val="22"/>
+        </w:rPr>
+        <w:t xml:space="preserve"> — quem seguisse o palpite realista teria apostado no lado errado e ficado abaixo de 50%.</w:t>
+      </w:r>
+    </w:p>
+    <w:p>
+      <w:pPr>
+        <w:pBdr>
+          <w:top w:val="single" w:color="BF8F00" w:sz="2" w:space="6"/>
+          <w:bottom w:val="single" w:color="BF8F00" w:sz="2" w:space="6"/>
+          <w:left w:val="single" w:color="BF8F00" w:sz="24" w:space="8"/>
+          <w:right w:val="single" w:color="BF8F00" w:sz="2" w:space="6"/>
+        </w:pBdr>
+        <w:shd w:fill="FFF2CC" w:color="auto" w:val="clear"/>
+        <w:spacing w:after="160" w:before="100" w:line="288"/>
+      </w:pPr>
+      <w:r>
+        <w:rPr>
+          <w:b/>
+          <w:bCs/>
+          <w:sz w:val="22"/>
+          <w:szCs w:val="22"/>
+        </w:rPr>
+        <w:t xml:space="preserve">E a conclusão muda com o adversário mais fácil? Não.</w:t>
+      </w:r>
+      <w:r>
+        <w:rPr>
+          <w:sz w:val="22"/>
+          <w:szCs w:val="22"/>
+        </w:rPr>
+        <w:t xml:space="preserve"> Contra ele, os modelos passam em 6 ou 7 dos 10 papéis — mas só </w:t>
+      </w:r>
+      <w:r>
+        <w:rPr>
+          <w:b/>
+          <w:bCs/>
+          <w:sz w:val="22"/>
+          <w:szCs w:val="22"/>
+        </w:rPr>
+        <w:t xml:space="preserve">um caso em sessenta</w:t>
+      </w:r>
+      <w:r>
+        <w:rPr>
+          <w:sz w:val="22"/>
+          <w:szCs w:val="22"/>
+        </w:rPr>
+        <w:t xml:space="preserve"> alcança significância estatística. Com sessenta testes, o acaso sozinho já produziria uns três. Ou seja: continua sendo ruído, e a resposta vale nas duas réguas.</w:t>
       </w:r>
     </w:p>
     <w:p>
@@ -7027,6 +7561,763 @@
           <w:szCs w:val="17"/>
         </w:rPr>
         <w:t xml:space="preserve">A regra dos times: comprado quando o modelo prevê alta, fora do mercado quando prevê baixa.</w:t>
+      </w:r>
+    </w:p>
+    <w:p>
+      <w:pPr>
+        <w:pStyle w:val="Heading2"/>
+        <w:keepNext/>
+        <w:spacing w:after="100" w:before="240"/>
+      </w:pPr>
+      <w:r>
+        <w:rPr>
+          <w:rFonts w:ascii="Arial" w:cs="Arial" w:eastAsia="Arial" w:hAnsi="Arial"/>
+          <w:b/>
+          <w:bCs/>
+          <w:color w:val="1F3864"/>
+          <w:sz w:val="23"/>
+          <w:szCs w:val="23"/>
+        </w:rPr>
+        <w:t xml:space="preserve">E se usarmos SÓ o histórico de preço, sem o FinBERT?</w:t>
+      </w:r>
+    </w:p>
+    <w:p>
+      <w:pPr>
+        <w:spacing w:after="140" w:before="0" w:line="288"/>
+      </w:pPr>
+      <w:r>
+        <w:rPr>
+          <w:sz w:val="22"/>
+          <w:szCs w:val="22"/>
+        </w:rPr>
+        <w:t xml:space="preserve">Esta é a comparação direta que faltava. Cada família aparece duas vezes: com o FinBERT e sem ele, somando os 10 papéis.</w:t>
+      </w:r>
+    </w:p>
+    <w:tbl>
+      <w:tblPr>
+        <w:tblW w:type="dxa" w:w="9638"/>
+        <w:tblBorders>
+          <w:top w:val="single" w:color="auto" w:sz="4"/>
+          <w:left w:val="single" w:color="auto" w:sz="4"/>
+          <w:bottom w:val="single" w:color="auto" w:sz="4"/>
+          <w:right w:val="single" w:color="auto" w:sz="4"/>
+          <w:insideH w:val="single" w:color="auto" w:sz="4"/>
+          <w:insideV w:val="single" w:color="auto" w:sz="4"/>
+        </w:tblBorders>
+      </w:tblPr>
+      <w:tblGrid>
+        <w:gridCol w:w="3100"/>
+        <w:gridCol w:w="2300"/>
+        <w:gridCol w:w="2200"/>
+        <w:gridCol w:w="2038"/>
+      </w:tblGrid>
+      <w:tr>
+        <w:trPr>
+          <w:cantSplit/>
+          <w:tblHeader/>
+        </w:trPr>
+        <w:tc>
+          <w:tcPr>
+            <w:tcW w:type="dxa" w:w="3100"/>
+            <w:tcBorders>
+              <w:top w:val="single" w:color="BFBFBF" w:sz="4"/>
+              <w:left w:val="single" w:color="BFBFBF" w:sz="4"/>
+              <w:bottom w:val="single" w:color="BFBFBF" w:sz="4"/>
+              <w:right w:val="single" w:color="BFBFBF" w:sz="4"/>
+            </w:tcBorders>
+            <w:shd w:fill="D9E2F3" w:color="auto" w:val="clear"/>
+            <w:tcMar>
+              <w:top w:type="dxa" w:w="60"/>
+              <w:left w:type="dxa" w:w="100"/>
+              <w:bottom w:type="dxa" w:w="60"/>
+              <w:right w:type="dxa" w:w="100"/>
+            </w:tcMar>
+          </w:tcPr>
+          <w:p>
+            <w:pPr>
+              <w:keepNext/>
+              <w:spacing w:after="0" w:line="264"/>
+              <w:jc w:val="left"/>
+            </w:pPr>
+          </w:p>
+        </w:tc>
+        <w:tc>
+          <w:tcPr>
+            <w:tcW w:type="dxa" w:w="2300"/>
+            <w:tcBorders>
+              <w:top w:val="single" w:color="BFBFBF" w:sz="4"/>
+              <w:left w:val="single" w:color="BFBFBF" w:sz="4"/>
+              <w:bottom w:val="single" w:color="BFBFBF" w:sz="4"/>
+              <w:right w:val="single" w:color="BFBFBF" w:sz="4"/>
+            </w:tcBorders>
+            <w:shd w:fill="D9E2F3" w:color="auto" w:val="clear"/>
+            <w:tcMar>
+              <w:top w:type="dxa" w:w="60"/>
+              <w:left w:type="dxa" w:w="100"/>
+              <w:bottom w:type="dxa" w:w="60"/>
+              <w:right w:type="dxa" w:w="100"/>
+            </w:tcMar>
+          </w:tcPr>
+          <w:p>
+            <w:pPr>
+              <w:keepNext/>
+              <w:spacing w:after="0" w:line="264"/>
+              <w:jc w:val="center"/>
+            </w:pPr>
+            <w:r>
+              <w:rPr>
+                <w:b/>
+                <w:bCs/>
+                <w:color w:val="1F3864"/>
+                <w:sz w:val="19"/>
+                <w:szCs w:val="19"/>
+              </w:rPr>
+              <w:t xml:space="preserve">Só preço histórico</w:t>
+            </w:r>
+          </w:p>
+        </w:tc>
+        <w:tc>
+          <w:tcPr>
+            <w:tcW w:type="dxa" w:w="2200"/>
+            <w:tcBorders>
+              <w:top w:val="single" w:color="BFBFBF" w:sz="4"/>
+              <w:left w:val="single" w:color="BFBFBF" w:sz="4"/>
+              <w:bottom w:val="single" w:color="BFBFBF" w:sz="4"/>
+              <w:right w:val="single" w:color="BFBFBF" w:sz="4"/>
+            </w:tcBorders>
+            <w:shd w:fill="D9E2F3" w:color="auto" w:val="clear"/>
+            <w:tcMar>
+              <w:top w:type="dxa" w:w="60"/>
+              <w:left w:type="dxa" w:w="100"/>
+              <w:bottom w:type="dxa" w:w="60"/>
+              <w:right w:type="dxa" w:w="100"/>
+            </w:tcMar>
+          </w:tcPr>
+          <w:p>
+            <w:pPr>
+              <w:keepNext/>
+              <w:spacing w:after="0" w:line="264"/>
+              <w:jc w:val="center"/>
+            </w:pPr>
+            <w:r>
+              <w:rPr>
+                <w:b/>
+                <w:bCs/>
+                <w:color w:val="1F3864"/>
+                <w:sz w:val="19"/>
+                <w:szCs w:val="19"/>
+              </w:rPr>
+              <w:t xml:space="preserve">Com o FinBERT</w:t>
+            </w:r>
+          </w:p>
+        </w:tc>
+        <w:tc>
+          <w:tcPr>
+            <w:tcW w:type="dxa" w:w="2038"/>
+            <w:tcBorders>
+              <w:top w:val="single" w:color="BFBFBF" w:sz="4"/>
+              <w:left w:val="single" w:color="BFBFBF" w:sz="4"/>
+              <w:bottom w:val="single" w:color="BFBFBF" w:sz="4"/>
+              <w:right w:val="single" w:color="BFBFBF" w:sz="4"/>
+            </w:tcBorders>
+            <w:shd w:fill="D9E2F3" w:color="auto" w:val="clear"/>
+            <w:tcMar>
+              <w:top w:type="dxa" w:w="60"/>
+              <w:left w:type="dxa" w:w="100"/>
+              <w:bottom w:type="dxa" w:w="60"/>
+              <w:right w:type="dxa" w:w="100"/>
+            </w:tcMar>
+          </w:tcPr>
+          <w:p>
+            <w:pPr>
+              <w:keepNext/>
+              <w:spacing w:after="0" w:line="264"/>
+              <w:jc w:val="center"/>
+            </w:pPr>
+            <w:r>
+              <w:rPr>
+                <w:b/>
+                <w:bCs/>
+                <w:color w:val="1F3864"/>
+                <w:sz w:val="19"/>
+                <w:szCs w:val="19"/>
+              </w:rPr>
+              <w:t xml:space="preserve">O FinBERT melhorou em</w:t>
+            </w:r>
+          </w:p>
+        </w:tc>
+      </w:tr>
+      <w:tr>
+        <w:trPr>
+          <w:cantSplit/>
+        </w:trPr>
+        <w:tc>
+          <w:tcPr>
+            <w:tcW w:type="dxa" w:w="3100"/>
+            <w:tcBorders>
+              <w:top w:val="single" w:color="BFBFBF" w:sz="4"/>
+              <w:left w:val="single" w:color="BFBFBF" w:sz="4"/>
+              <w:bottom w:val="single" w:color="BFBFBF" w:sz="4"/>
+              <w:right w:val="single" w:color="BFBFBF" w:sz="4"/>
+            </w:tcBorders>
+            <w:shd w:fill="FFF2CC" w:color="auto" w:val="clear"/>
+            <w:tcMar>
+              <w:top w:type="dxa" w:w="60"/>
+              <w:left w:type="dxa" w:w="100"/>
+              <w:bottom w:type="dxa" w:w="60"/>
+              <w:right w:type="dxa" w:w="100"/>
+            </w:tcMar>
+          </w:tcPr>
+          <w:p>
+            <w:pPr>
+              <w:keepNext/>
+              <w:spacing w:after="0" w:line="264"/>
+              <w:jc w:val="left"/>
+            </w:pPr>
+            <w:r>
+              <w:rPr>
+                <w:sz w:val="19"/>
+                <w:szCs w:val="19"/>
+              </w:rPr>
+              <w:t xml:space="preserve">Comprar e segurar (sem modelo nenhum)</w:t>
+            </w:r>
+          </w:p>
+        </w:tc>
+        <w:tc>
+          <w:tcPr>
+            <w:tcW w:type="dxa" w:w="2300"/>
+            <w:tcBorders>
+              <w:top w:val="single" w:color="BFBFBF" w:sz="4"/>
+              <w:left w:val="single" w:color="BFBFBF" w:sz="4"/>
+              <w:bottom w:val="single" w:color="BFBFBF" w:sz="4"/>
+              <w:right w:val="single" w:color="BFBFBF" w:sz="4"/>
+            </w:tcBorders>
+            <w:shd w:fill="FFF2CC" w:color="auto" w:val="clear"/>
+            <w:tcMar>
+              <w:top w:type="dxa" w:w="60"/>
+              <w:left w:type="dxa" w:w="100"/>
+              <w:bottom w:type="dxa" w:w="60"/>
+              <w:right w:type="dxa" w:w="100"/>
+            </w:tcMar>
+          </w:tcPr>
+          <w:p>
+            <w:pPr>
+              <w:keepNext/>
+              <w:spacing w:after="0" w:line="264"/>
+              <w:jc w:val="center"/>
+            </w:pPr>
+            <w:r>
+              <w:rPr>
+                <w:sz w:val="19"/>
+                <w:szCs w:val="19"/>
+              </w:rPr>
+              <w:t xml:space="preserve">+R$ 3.613.295</w:t>
+            </w:r>
+          </w:p>
+        </w:tc>
+        <w:tc>
+          <w:tcPr>
+            <w:tcW w:type="dxa" w:w="2200"/>
+            <w:tcBorders>
+              <w:top w:val="single" w:color="BFBFBF" w:sz="4"/>
+              <w:left w:val="single" w:color="BFBFBF" w:sz="4"/>
+              <w:bottom w:val="single" w:color="BFBFBF" w:sz="4"/>
+              <w:right w:val="single" w:color="BFBFBF" w:sz="4"/>
+            </w:tcBorders>
+            <w:shd w:fill="FFF2CC" w:color="auto" w:val="clear"/>
+            <w:tcMar>
+              <w:top w:type="dxa" w:w="60"/>
+              <w:left w:type="dxa" w:w="100"/>
+              <w:bottom w:type="dxa" w:w="60"/>
+              <w:right w:type="dxa" w:w="100"/>
+            </w:tcMar>
+          </w:tcPr>
+          <w:p>
+            <w:pPr>
+              <w:keepNext/>
+              <w:spacing w:after="0" w:line="264"/>
+              <w:jc w:val="center"/>
+            </w:pPr>
+            <w:r>
+              <w:rPr>
+                <w:sz w:val="19"/>
+                <w:szCs w:val="19"/>
+              </w:rPr>
+              <w:t xml:space="preserve">—</w:t>
+            </w:r>
+          </w:p>
+        </w:tc>
+        <w:tc>
+          <w:tcPr>
+            <w:tcW w:type="dxa" w:w="2038"/>
+            <w:tcBorders>
+              <w:top w:val="single" w:color="BFBFBF" w:sz="4"/>
+              <w:left w:val="single" w:color="BFBFBF" w:sz="4"/>
+              <w:bottom w:val="single" w:color="BFBFBF" w:sz="4"/>
+              <w:right w:val="single" w:color="BFBFBF" w:sz="4"/>
+            </w:tcBorders>
+            <w:shd w:fill="FFF2CC" w:color="auto" w:val="clear"/>
+            <w:tcMar>
+              <w:top w:type="dxa" w:w="60"/>
+              <w:left w:type="dxa" w:w="100"/>
+              <w:bottom w:type="dxa" w:w="60"/>
+              <w:right w:type="dxa" w:w="100"/>
+            </w:tcMar>
+          </w:tcPr>
+          <w:p>
+            <w:pPr>
+              <w:keepNext/>
+              <w:spacing w:after="0" w:line="264"/>
+              <w:jc w:val="center"/>
+            </w:pPr>
+            <w:r>
+              <w:rPr>
+                <w:sz w:val="19"/>
+                <w:szCs w:val="19"/>
+              </w:rPr>
+              <w:t xml:space="preserve">—</w:t>
+            </w:r>
+          </w:p>
+        </w:tc>
+      </w:tr>
+      <w:tr>
+        <w:trPr>
+          <w:cantSplit/>
+        </w:trPr>
+        <w:tc>
+          <w:tcPr>
+            <w:tcW w:type="dxa" w:w="3100"/>
+            <w:tcBorders>
+              <w:top w:val="single" w:color="BFBFBF" w:sz="4"/>
+              <w:left w:val="single" w:color="BFBFBF" w:sz="4"/>
+              <w:bottom w:val="single" w:color="BFBFBF" w:sz="4"/>
+              <w:right w:val="single" w:color="BFBFBF" w:sz="4"/>
+            </w:tcBorders>
+            <w:tcMar>
+              <w:top w:type="dxa" w:w="60"/>
+              <w:left w:type="dxa" w:w="100"/>
+              <w:bottom w:type="dxa" w:w="60"/>
+              <w:right w:type="dxa" w:w="100"/>
+            </w:tcMar>
+          </w:tcPr>
+          <w:p>
+            <w:pPr>
+              <w:keepNext/>
+              <w:spacing w:after="0" w:line="264"/>
+              <w:jc w:val="left"/>
+            </w:pPr>
+            <w:r>
+              <w:rPr>
+                <w:sz w:val="19"/>
+                <w:szCs w:val="19"/>
+              </w:rPr>
+              <w:t xml:space="preserve">GARCH + SVM</w:t>
+            </w:r>
+          </w:p>
+        </w:tc>
+        <w:tc>
+          <w:tcPr>
+            <w:tcW w:type="dxa" w:w="2300"/>
+            <w:tcBorders>
+              <w:top w:val="single" w:color="BFBFBF" w:sz="4"/>
+              <w:left w:val="single" w:color="BFBFBF" w:sz="4"/>
+              <w:bottom w:val="single" w:color="BFBFBF" w:sz="4"/>
+              <w:right w:val="single" w:color="BFBFBF" w:sz="4"/>
+            </w:tcBorders>
+            <w:tcMar>
+              <w:top w:type="dxa" w:w="60"/>
+              <w:left w:type="dxa" w:w="100"/>
+              <w:bottom w:type="dxa" w:w="60"/>
+              <w:right w:type="dxa" w:w="100"/>
+            </w:tcMar>
+          </w:tcPr>
+          <w:p>
+            <w:pPr>
+              <w:keepNext/>
+              <w:spacing w:after="0" w:line="264"/>
+              <w:jc w:val="center"/>
+            </w:pPr>
+            <w:r>
+              <w:rPr>
+                <w:sz w:val="19"/>
+                <w:szCs w:val="19"/>
+              </w:rPr>
+              <w:t xml:space="preserve">+R$ 1.950.684</w:t>
+            </w:r>
+          </w:p>
+        </w:tc>
+        <w:tc>
+          <w:tcPr>
+            <w:tcW w:type="dxa" w:w="2200"/>
+            <w:tcBorders>
+              <w:top w:val="single" w:color="BFBFBF" w:sz="4"/>
+              <w:left w:val="single" w:color="BFBFBF" w:sz="4"/>
+              <w:bottom w:val="single" w:color="BFBFBF" w:sz="4"/>
+              <w:right w:val="single" w:color="BFBFBF" w:sz="4"/>
+            </w:tcBorders>
+            <w:tcMar>
+              <w:top w:type="dxa" w:w="60"/>
+              <w:left w:type="dxa" w:w="100"/>
+              <w:bottom w:type="dxa" w:w="60"/>
+              <w:right w:type="dxa" w:w="100"/>
+            </w:tcMar>
+          </w:tcPr>
+          <w:p>
+            <w:pPr>
+              <w:keepNext/>
+              <w:spacing w:after="0" w:line="264"/>
+              <w:jc w:val="center"/>
+            </w:pPr>
+            <w:r>
+              <w:rPr>
+                <w:sz w:val="19"/>
+                <w:szCs w:val="19"/>
+              </w:rPr>
+              <w:t xml:space="preserve">+R$ 2.097.862</w:t>
+            </w:r>
+          </w:p>
+        </w:tc>
+        <w:tc>
+          <w:tcPr>
+            <w:tcW w:type="dxa" w:w="2038"/>
+            <w:tcBorders>
+              <w:top w:val="single" w:color="BFBFBF" w:sz="4"/>
+              <w:left w:val="single" w:color="BFBFBF" w:sz="4"/>
+              <w:bottom w:val="single" w:color="BFBFBF" w:sz="4"/>
+              <w:right w:val="single" w:color="BFBFBF" w:sz="4"/>
+            </w:tcBorders>
+            <w:tcMar>
+              <w:top w:type="dxa" w:w="60"/>
+              <w:left w:type="dxa" w:w="100"/>
+              <w:bottom w:type="dxa" w:w="60"/>
+              <w:right w:type="dxa" w:w="100"/>
+            </w:tcMar>
+          </w:tcPr>
+          <w:p>
+            <w:pPr>
+              <w:keepNext/>
+              <w:spacing w:after="0" w:line="264"/>
+              <w:jc w:val="center"/>
+            </w:pPr>
+            <w:r>
+              <w:rPr>
+                <w:sz w:val="19"/>
+                <w:szCs w:val="19"/>
+              </w:rPr>
+              <w:t xml:space="preserve">5 de 10</w:t>
+            </w:r>
+          </w:p>
+        </w:tc>
+      </w:tr>
+      <w:tr>
+        <w:trPr>
+          <w:cantSplit/>
+        </w:trPr>
+        <w:tc>
+          <w:tcPr>
+            <w:tcW w:type="dxa" w:w="3100"/>
+            <w:tcBorders>
+              <w:top w:val="single" w:color="BFBFBF" w:sz="4"/>
+              <w:left w:val="single" w:color="BFBFBF" w:sz="4"/>
+              <w:bottom w:val="single" w:color="BFBFBF" w:sz="4"/>
+              <w:right w:val="single" w:color="BFBFBF" w:sz="4"/>
+            </w:tcBorders>
+            <w:tcMar>
+              <w:top w:type="dxa" w:w="60"/>
+              <w:left w:type="dxa" w:w="100"/>
+              <w:bottom w:type="dxa" w:w="60"/>
+              <w:right w:type="dxa" w:w="100"/>
+            </w:tcMar>
+          </w:tcPr>
+          <w:p>
+            <w:pPr>
+              <w:keepNext/>
+              <w:spacing w:after="0" w:line="264"/>
+              <w:jc w:val="left"/>
+            </w:pPr>
+            <w:r>
+              <w:rPr>
+                <w:sz w:val="19"/>
+                <w:szCs w:val="19"/>
+              </w:rPr>
+              <w:t xml:space="preserve">GARCH + XGBoost</w:t>
+            </w:r>
+          </w:p>
+        </w:tc>
+        <w:tc>
+          <w:tcPr>
+            <w:tcW w:type="dxa" w:w="2300"/>
+            <w:tcBorders>
+              <w:top w:val="single" w:color="BFBFBF" w:sz="4"/>
+              <w:left w:val="single" w:color="BFBFBF" w:sz="4"/>
+              <w:bottom w:val="single" w:color="BFBFBF" w:sz="4"/>
+              <w:right w:val="single" w:color="BFBFBF" w:sz="4"/>
+            </w:tcBorders>
+            <w:tcMar>
+              <w:top w:type="dxa" w:w="60"/>
+              <w:left w:type="dxa" w:w="100"/>
+              <w:bottom w:type="dxa" w:w="60"/>
+              <w:right w:type="dxa" w:w="100"/>
+            </w:tcMar>
+          </w:tcPr>
+          <w:p>
+            <w:pPr>
+              <w:keepNext/>
+              <w:spacing w:after="0" w:line="264"/>
+              <w:jc w:val="center"/>
+            </w:pPr>
+            <w:r>
+              <w:rPr>
+                <w:sz w:val="19"/>
+                <w:szCs w:val="19"/>
+              </w:rPr>
+              <w:t xml:space="preserve">+R$ 1.369.127</w:t>
+            </w:r>
+          </w:p>
+        </w:tc>
+        <w:tc>
+          <w:tcPr>
+            <w:tcW w:type="dxa" w:w="2200"/>
+            <w:tcBorders>
+              <w:top w:val="single" w:color="BFBFBF" w:sz="4"/>
+              <w:left w:val="single" w:color="BFBFBF" w:sz="4"/>
+              <w:bottom w:val="single" w:color="BFBFBF" w:sz="4"/>
+              <w:right w:val="single" w:color="BFBFBF" w:sz="4"/>
+            </w:tcBorders>
+            <w:tcMar>
+              <w:top w:type="dxa" w:w="60"/>
+              <w:left w:type="dxa" w:w="100"/>
+              <w:bottom w:type="dxa" w:w="60"/>
+              <w:right w:type="dxa" w:w="100"/>
+            </w:tcMar>
+          </w:tcPr>
+          <w:p>
+            <w:pPr>
+              <w:keepNext/>
+              <w:spacing w:after="0" w:line="264"/>
+              <w:jc w:val="center"/>
+            </w:pPr>
+            <w:r>
+              <w:rPr>
+                <w:sz w:val="19"/>
+                <w:szCs w:val="19"/>
+              </w:rPr>
+              <w:t xml:space="preserve">+R$ 1.231.551</w:t>
+            </w:r>
+          </w:p>
+        </w:tc>
+        <w:tc>
+          <w:tcPr>
+            <w:tcW w:type="dxa" w:w="2038"/>
+            <w:tcBorders>
+              <w:top w:val="single" w:color="BFBFBF" w:sz="4"/>
+              <w:left w:val="single" w:color="BFBFBF" w:sz="4"/>
+              <w:bottom w:val="single" w:color="BFBFBF" w:sz="4"/>
+              <w:right w:val="single" w:color="BFBFBF" w:sz="4"/>
+            </w:tcBorders>
+            <w:tcMar>
+              <w:top w:type="dxa" w:w="60"/>
+              <w:left w:type="dxa" w:w="100"/>
+              <w:bottom w:type="dxa" w:w="60"/>
+              <w:right w:type="dxa" w:w="100"/>
+            </w:tcMar>
+          </w:tcPr>
+          <w:p>
+            <w:pPr>
+              <w:keepNext/>
+              <w:spacing w:after="0" w:line="264"/>
+              <w:jc w:val="center"/>
+            </w:pPr>
+            <w:r>
+              <w:rPr>
+                <w:sz w:val="19"/>
+                <w:szCs w:val="19"/>
+              </w:rPr>
+              <w:t xml:space="preserve">6 de 10</w:t>
+            </w:r>
+          </w:p>
+        </w:tc>
+      </w:tr>
+      <w:tr>
+        <w:trPr>
+          <w:cantSplit/>
+        </w:trPr>
+        <w:tc>
+          <w:tcPr>
+            <w:tcW w:type="dxa" w:w="3100"/>
+            <w:tcBorders>
+              <w:top w:val="single" w:color="BFBFBF" w:sz="4"/>
+              <w:left w:val="single" w:color="BFBFBF" w:sz="4"/>
+              <w:bottom w:val="single" w:color="BFBFBF" w:sz="4"/>
+              <w:right w:val="single" w:color="BFBFBF" w:sz="4"/>
+            </w:tcBorders>
+            <w:tcMar>
+              <w:top w:type="dxa" w:w="60"/>
+              <w:left w:type="dxa" w:w="100"/>
+              <w:bottom w:type="dxa" w:w="60"/>
+              <w:right w:type="dxa" w:w="100"/>
+            </w:tcMar>
+          </w:tcPr>
+          <w:p>
+            <w:pPr>
+              <w:keepNext/>
+              <w:spacing w:after="0" w:line="264"/>
+              <w:jc w:val="left"/>
+            </w:pPr>
+            <w:r>
+              <w:rPr>
+                <w:sz w:val="19"/>
+                <w:szCs w:val="19"/>
+              </w:rPr>
+              <w:t xml:space="preserve">Prophet</w:t>
+            </w:r>
+          </w:p>
+        </w:tc>
+        <w:tc>
+          <w:tcPr>
+            <w:tcW w:type="dxa" w:w="2300"/>
+            <w:tcBorders>
+              <w:top w:val="single" w:color="BFBFBF" w:sz="4"/>
+              <w:left w:val="single" w:color="BFBFBF" w:sz="4"/>
+              <w:bottom w:val="single" w:color="BFBFBF" w:sz="4"/>
+              <w:right w:val="single" w:color="BFBFBF" w:sz="4"/>
+            </w:tcBorders>
+            <w:tcMar>
+              <w:top w:type="dxa" w:w="60"/>
+              <w:left w:type="dxa" w:w="100"/>
+              <w:bottom w:type="dxa" w:w="60"/>
+              <w:right w:type="dxa" w:w="100"/>
+            </w:tcMar>
+          </w:tcPr>
+          <w:p>
+            <w:pPr>
+              <w:keepNext/>
+              <w:spacing w:after="0" w:line="264"/>
+              <w:jc w:val="center"/>
+            </w:pPr>
+            <w:r>
+              <w:rPr>
+                <w:sz w:val="19"/>
+                <w:szCs w:val="19"/>
+              </w:rPr>
+              <w:t xml:space="preserve">+R$ 949.662</w:t>
+            </w:r>
+          </w:p>
+        </w:tc>
+        <w:tc>
+          <w:tcPr>
+            <w:tcW w:type="dxa" w:w="2200"/>
+            <w:tcBorders>
+              <w:top w:val="single" w:color="BFBFBF" w:sz="4"/>
+              <w:left w:val="single" w:color="BFBFBF" w:sz="4"/>
+              <w:bottom w:val="single" w:color="BFBFBF" w:sz="4"/>
+              <w:right w:val="single" w:color="BFBFBF" w:sz="4"/>
+            </w:tcBorders>
+            <w:tcMar>
+              <w:top w:type="dxa" w:w="60"/>
+              <w:left w:type="dxa" w:w="100"/>
+              <w:bottom w:type="dxa" w:w="60"/>
+              <w:right w:type="dxa" w:w="100"/>
+            </w:tcMar>
+          </w:tcPr>
+          <w:p>
+            <w:pPr>
+              <w:keepNext/>
+              <w:spacing w:after="0" w:line="264"/>
+              <w:jc w:val="center"/>
+            </w:pPr>
+            <w:r>
+              <w:rPr>
+                <w:sz w:val="19"/>
+                <w:szCs w:val="19"/>
+              </w:rPr>
+              <w:t xml:space="preserve">+R$ 1.011.352</w:t>
+            </w:r>
+          </w:p>
+        </w:tc>
+        <w:tc>
+          <w:tcPr>
+            <w:tcW w:type="dxa" w:w="2038"/>
+            <w:tcBorders>
+              <w:top w:val="single" w:color="BFBFBF" w:sz="4"/>
+              <w:left w:val="single" w:color="BFBFBF" w:sz="4"/>
+              <w:bottom w:val="single" w:color="BFBFBF" w:sz="4"/>
+              <w:right w:val="single" w:color="BFBFBF" w:sz="4"/>
+            </w:tcBorders>
+            <w:tcMar>
+              <w:top w:type="dxa" w:w="60"/>
+              <w:left w:type="dxa" w:w="100"/>
+              <w:bottom w:type="dxa" w:w="60"/>
+              <w:right w:type="dxa" w:w="100"/>
+            </w:tcMar>
+          </w:tcPr>
+          <w:p>
+            <w:pPr>
+              <w:keepNext/>
+              <w:spacing w:after="0" w:line="264"/>
+              <w:jc w:val="center"/>
+            </w:pPr>
+            <w:r>
+              <w:rPr>
+                <w:sz w:val="19"/>
+                <w:szCs w:val="19"/>
+              </w:rPr>
+              <w:t xml:space="preserve">6 de 10</w:t>
+            </w:r>
+          </w:p>
+        </w:tc>
+      </w:tr>
+    </w:tbl>
+    <w:p>
+      <w:pPr>
+        <w:spacing w:after="180" w:before="60" w:line="288"/>
+      </w:pPr>
+      <w:r>
+        <w:rPr>
+          <w:i/>
+          <w:iCs/>
+          <w:color w:val="595959"/>
+          <w:sz w:val="17"/>
+          <w:szCs w:val="17"/>
+        </w:rPr>
+        <w:t xml:space="preserve">Soma do resultado nos 10 papéis, sobre o valor médio investido por investidor de cada um.</w:t>
+      </w:r>
+    </w:p>
+    <w:p>
+      <w:pPr>
+        <w:spacing w:after="140" w:before="0" w:line="288"/>
+      </w:pPr>
+      <w:r>
+        <w:rPr>
+          <w:b/>
+          <w:bCs/>
+          <w:sz w:val="22"/>
+          <w:szCs w:val="22"/>
+        </w:rPr>
+        <w:t xml:space="preserve">Acrescentar o FinBERT melhorou em 5 e 6 de 10 papéis</w:t>
+      </w:r>
+      <w:r>
+        <w:rPr>
+          <w:sz w:val="22"/>
+          <w:szCs w:val="22"/>
+        </w:rPr>
+        <w:t xml:space="preserve"> — pela terceira vez, o mesmo padrão de moeda. E </w:t>
+      </w:r>
+      <w:r>
+        <w:rPr>
+          <w:b/>
+          <w:bCs/>
+          <w:sz w:val="22"/>
+          <w:szCs w:val="22"/>
+        </w:rPr>
+        <w:t xml:space="preserve">nenhuma das seis combinações chega perto de comprar e segurar</w:t>
+      </w:r>
+      <w:r>
+        <w:rPr>
+          <w:sz w:val="22"/>
+          <w:szCs w:val="22"/>
+        </w:rPr>
+        <w:t xml:space="preserve">, que não usa modelo, não usa preço, não usa texto, e não dá trabalho nenhum.</w:t>
       </w:r>
     </w:p>
     <w:p>

--- a/Mentorias/2026-10-23_Emerson_e_Julio/01_EXPLICACAO_SIMPLES.docx
+++ b/Mentorias/2026-10-23_Emerson_e_Julio/01_EXPLICACAO_SIMPLES.docx
@@ -611,6 +611,994 @@
           <w:szCs w:val="17"/>
         </w:rPr>
         <w:t xml:space="preserve">O FinBERT é o único que lê texto. Os outros três só trabalham com números — é por isso que o Prophet não poderia "classificar notícias": ele não lê nada.</w:t>
+      </w:r>
+    </w:p>
+    <w:p>
+      <w:pPr>
+        <w:pStyle w:val="Heading2"/>
+        <w:keepNext/>
+        <w:spacing w:after="100" w:before="240"/>
+      </w:pPr>
+      <w:r>
+        <w:rPr>
+          <w:rFonts w:ascii="Arial" w:cs="Arial" w:eastAsia="Arial" w:hAnsi="Arial"/>
+          <w:b/>
+          <w:bCs/>
+          <w:color w:val="1F3864"/>
+          <w:sz w:val="23"/>
+          <w:szCs w:val="23"/>
+        </w:rPr>
+        <w:t xml:space="preserve">Em detalhe: o que cada um recebe e o que devolve</w:t>
+      </w:r>
+    </w:p>
+    <w:tbl>
+      <w:tblPr>
+        <w:tblW w:type="dxa" w:w="9638"/>
+        <w:tblBorders>
+          <w:top w:val="single" w:color="auto" w:sz="4"/>
+          <w:left w:val="single" w:color="auto" w:sz="4"/>
+          <w:bottom w:val="single" w:color="auto" w:sz="4"/>
+          <w:right w:val="single" w:color="auto" w:sz="4"/>
+          <w:insideH w:val="single" w:color="auto" w:sz="4"/>
+          <w:insideV w:val="single" w:color="auto" w:sz="4"/>
+        </w:tblBorders>
+      </w:tblPr>
+      <w:tblGrid>
+        <w:gridCol w:w="1300"/>
+        <w:gridCol w:w="2900"/>
+        <w:gridCol w:w="2900"/>
+        <w:gridCol w:w="2538"/>
+      </w:tblGrid>
+      <w:tr>
+        <w:trPr>
+          <w:cantSplit/>
+          <w:tblHeader/>
+        </w:trPr>
+        <w:tc>
+          <w:tcPr>
+            <w:tcW w:type="dxa" w:w="1300"/>
+            <w:tcBorders>
+              <w:top w:val="single" w:color="BFBFBF" w:sz="4"/>
+              <w:left w:val="single" w:color="BFBFBF" w:sz="4"/>
+              <w:bottom w:val="single" w:color="BFBFBF" w:sz="4"/>
+              <w:right w:val="single" w:color="BFBFBF" w:sz="4"/>
+            </w:tcBorders>
+            <w:shd w:fill="D9E2F3" w:color="auto" w:val="clear"/>
+            <w:tcMar>
+              <w:top w:type="dxa" w:w="60"/>
+              <w:left w:type="dxa" w:w="100"/>
+              <w:bottom w:type="dxa" w:w="60"/>
+              <w:right w:type="dxa" w:w="100"/>
+            </w:tcMar>
+          </w:tcPr>
+          <w:p>
+            <w:pPr>
+              <w:keepNext/>
+              <w:spacing w:after="0" w:line="264"/>
+              <w:jc w:val="left"/>
+            </w:pPr>
+            <w:r>
+              <w:rPr>
+                <w:b/>
+                <w:bCs/>
+                <w:color w:val="1F3864"/>
+                <w:sz w:val="19"/>
+                <w:szCs w:val="19"/>
+              </w:rPr>
+              <w:t xml:space="preserve">Programa</w:t>
+            </w:r>
+          </w:p>
+        </w:tc>
+        <w:tc>
+          <w:tcPr>
+            <w:tcW w:type="dxa" w:w="2900"/>
+            <w:tcBorders>
+              <w:top w:val="single" w:color="BFBFBF" w:sz="4"/>
+              <w:left w:val="single" w:color="BFBFBF" w:sz="4"/>
+              <w:bottom w:val="single" w:color="BFBFBF" w:sz="4"/>
+              <w:right w:val="single" w:color="BFBFBF" w:sz="4"/>
+            </w:tcBorders>
+            <w:shd w:fill="D9E2F3" w:color="auto" w:val="clear"/>
+            <w:tcMar>
+              <w:top w:type="dxa" w:w="60"/>
+              <w:left w:type="dxa" w:w="100"/>
+              <w:bottom w:type="dxa" w:w="60"/>
+              <w:right w:type="dxa" w:w="100"/>
+            </w:tcMar>
+          </w:tcPr>
+          <w:p>
+            <w:pPr>
+              <w:keepNext/>
+              <w:spacing w:after="0" w:line="264"/>
+              <w:jc w:val="center"/>
+            </w:pPr>
+            <w:r>
+              <w:rPr>
+                <w:b/>
+                <w:bCs/>
+                <w:color w:val="1F3864"/>
+                <w:sz w:val="19"/>
+                <w:szCs w:val="19"/>
+              </w:rPr>
+              <w:t xml:space="preserve">O que ele RECEBE</w:t>
+            </w:r>
+          </w:p>
+        </w:tc>
+        <w:tc>
+          <w:tcPr>
+            <w:tcW w:type="dxa" w:w="2900"/>
+            <w:tcBorders>
+              <w:top w:val="single" w:color="BFBFBF" w:sz="4"/>
+              <w:left w:val="single" w:color="BFBFBF" w:sz="4"/>
+              <w:bottom w:val="single" w:color="BFBFBF" w:sz="4"/>
+              <w:right w:val="single" w:color="BFBFBF" w:sz="4"/>
+            </w:tcBorders>
+            <w:shd w:fill="D9E2F3" w:color="auto" w:val="clear"/>
+            <w:tcMar>
+              <w:top w:type="dxa" w:w="60"/>
+              <w:left w:type="dxa" w:w="100"/>
+              <w:bottom w:type="dxa" w:w="60"/>
+              <w:right w:type="dxa" w:w="100"/>
+            </w:tcMar>
+          </w:tcPr>
+          <w:p>
+            <w:pPr>
+              <w:keepNext/>
+              <w:spacing w:after="0" w:line="264"/>
+              <w:jc w:val="center"/>
+            </w:pPr>
+            <w:r>
+              <w:rPr>
+                <w:b/>
+                <w:bCs/>
+                <w:color w:val="1F3864"/>
+                <w:sz w:val="19"/>
+                <w:szCs w:val="19"/>
+              </w:rPr>
+              <w:t xml:space="preserve">O que ele DEVOLVE</w:t>
+            </w:r>
+          </w:p>
+        </w:tc>
+        <w:tc>
+          <w:tcPr>
+            <w:tcW w:type="dxa" w:w="2538"/>
+            <w:tcBorders>
+              <w:top w:val="single" w:color="BFBFBF" w:sz="4"/>
+              <w:left w:val="single" w:color="BFBFBF" w:sz="4"/>
+              <w:bottom w:val="single" w:color="BFBFBF" w:sz="4"/>
+              <w:right w:val="single" w:color="BFBFBF" w:sz="4"/>
+            </w:tcBorders>
+            <w:shd w:fill="D9E2F3" w:color="auto" w:val="clear"/>
+            <w:tcMar>
+              <w:top w:type="dxa" w:w="60"/>
+              <w:left w:type="dxa" w:w="100"/>
+              <w:bottom w:type="dxa" w:w="60"/>
+              <w:right w:type="dxa" w:w="100"/>
+            </w:tcMar>
+          </w:tcPr>
+          <w:p>
+            <w:pPr>
+              <w:keepNext/>
+              <w:spacing w:after="0" w:line="264"/>
+              <w:jc w:val="center"/>
+            </w:pPr>
+            <w:r>
+              <w:rPr>
+                <w:b/>
+                <w:bCs/>
+                <w:color w:val="1F3864"/>
+                <w:sz w:val="19"/>
+                <w:szCs w:val="19"/>
+              </w:rPr>
+              <w:t xml:space="preserve">Papel na nossa pesquisa</w:t>
+            </w:r>
+          </w:p>
+        </w:tc>
+      </w:tr>
+      <w:tr>
+        <w:trPr>
+          <w:cantSplit/>
+        </w:trPr>
+        <w:tc>
+          <w:tcPr>
+            <w:tcW w:type="dxa" w:w="1300"/>
+            <w:tcBorders>
+              <w:top w:val="single" w:color="BFBFBF" w:sz="4"/>
+              <w:left w:val="single" w:color="BFBFBF" w:sz="4"/>
+              <w:bottom w:val="single" w:color="BFBFBF" w:sz="4"/>
+              <w:right w:val="single" w:color="BFBFBF" w:sz="4"/>
+            </w:tcBorders>
+            <w:tcMar>
+              <w:top w:type="dxa" w:w="60"/>
+              <w:left w:type="dxa" w:w="100"/>
+              <w:bottom w:type="dxa" w:w="60"/>
+              <w:right w:type="dxa" w:w="100"/>
+            </w:tcMar>
+          </w:tcPr>
+          <w:p>
+            <w:pPr>
+              <w:keepNext/>
+              <w:spacing w:after="0" w:line="264"/>
+              <w:jc w:val="left"/>
+            </w:pPr>
+            <w:r>
+              <w:rPr>
+                <w:sz w:val="19"/>
+                <w:szCs w:val="19"/>
+              </w:rPr>
+              <w:t xml:space="preserve">FinBERT</w:t>
+            </w:r>
+          </w:p>
+        </w:tc>
+        <w:tc>
+          <w:tcPr>
+            <w:tcW w:type="dxa" w:w="2900"/>
+            <w:tcBorders>
+              <w:top w:val="single" w:color="BFBFBF" w:sz="4"/>
+              <w:left w:val="single" w:color="BFBFBF" w:sz="4"/>
+              <w:bottom w:val="single" w:color="BFBFBF" w:sz="4"/>
+              <w:right w:val="single" w:color="BFBFBF" w:sz="4"/>
+            </w:tcBorders>
+            <w:tcMar>
+              <w:top w:type="dxa" w:w="60"/>
+              <w:left w:type="dxa" w:w="100"/>
+              <w:bottom w:type="dxa" w:w="60"/>
+              <w:right w:type="dxa" w:w="100"/>
+            </w:tcMar>
+          </w:tcPr>
+          <w:p>
+            <w:pPr>
+              <w:keepNext/>
+              <w:spacing w:after="0" w:line="264"/>
+              <w:jc w:val="center"/>
+            </w:pPr>
+            <w:r>
+              <w:rPr>
+                <w:sz w:val="19"/>
+                <w:szCs w:val="19"/>
+              </w:rPr>
+              <w:t xml:space="preserve">o texto do comunicado da CVM</w:t>
+            </w:r>
+          </w:p>
+        </w:tc>
+        <w:tc>
+          <w:tcPr>
+            <w:tcW w:type="dxa" w:w="2900"/>
+            <w:tcBorders>
+              <w:top w:val="single" w:color="BFBFBF" w:sz="4"/>
+              <w:left w:val="single" w:color="BFBFBF" w:sz="4"/>
+              <w:bottom w:val="single" w:color="BFBFBF" w:sz="4"/>
+              <w:right w:val="single" w:color="BFBFBF" w:sz="4"/>
+            </w:tcBorders>
+            <w:tcMar>
+              <w:top w:type="dxa" w:w="60"/>
+              <w:left w:type="dxa" w:w="100"/>
+              <w:bottom w:type="dxa" w:w="60"/>
+              <w:right w:type="dxa" w:w="100"/>
+            </w:tcMar>
+          </w:tcPr>
+          <w:p>
+            <w:pPr>
+              <w:keepNext/>
+              <w:spacing w:after="0" w:line="264"/>
+              <w:jc w:val="center"/>
+            </w:pPr>
+            <w:r>
+              <w:rPr>
+                <w:sz w:val="19"/>
+                <w:szCs w:val="19"/>
+              </w:rPr>
+              <w:t xml:space="preserve">um número de −1 a +1: quão positivo ou negativo é o tom</w:t>
+            </w:r>
+          </w:p>
+        </w:tc>
+        <w:tc>
+          <w:tcPr>
+            <w:tcW w:type="dxa" w:w="2538"/>
+            <w:tcBorders>
+              <w:top w:val="single" w:color="BFBFBF" w:sz="4"/>
+              <w:left w:val="single" w:color="BFBFBF" w:sz="4"/>
+              <w:bottom w:val="single" w:color="BFBFBF" w:sz="4"/>
+              <w:right w:val="single" w:color="BFBFBF" w:sz="4"/>
+            </w:tcBorders>
+            <w:tcMar>
+              <w:top w:type="dxa" w:w="60"/>
+              <w:left w:type="dxa" w:w="100"/>
+              <w:bottom w:type="dxa" w:w="60"/>
+              <w:right w:type="dxa" w:w="100"/>
+            </w:tcMar>
+          </w:tcPr>
+          <w:p>
+            <w:pPr>
+              <w:keepNext/>
+              <w:spacing w:after="0" w:line="264"/>
+              <w:jc w:val="center"/>
+            </w:pPr>
+            <w:r>
+              <w:rPr>
+                <w:sz w:val="19"/>
+                <w:szCs w:val="19"/>
+              </w:rPr>
+              <w:t xml:space="preserve">ingrediente — vira mais um número na mesa</w:t>
+            </w:r>
+          </w:p>
+        </w:tc>
+      </w:tr>
+      <w:tr>
+        <w:trPr>
+          <w:cantSplit/>
+        </w:trPr>
+        <w:tc>
+          <w:tcPr>
+            <w:tcW w:type="dxa" w:w="1300"/>
+            <w:tcBorders>
+              <w:top w:val="single" w:color="BFBFBF" w:sz="4"/>
+              <w:left w:val="single" w:color="BFBFBF" w:sz="4"/>
+              <w:bottom w:val="single" w:color="BFBFBF" w:sz="4"/>
+              <w:right w:val="single" w:color="BFBFBF" w:sz="4"/>
+            </w:tcBorders>
+            <w:tcMar>
+              <w:top w:type="dxa" w:w="60"/>
+              <w:left w:type="dxa" w:w="100"/>
+              <w:bottom w:type="dxa" w:w="60"/>
+              <w:right w:type="dxa" w:w="100"/>
+            </w:tcMar>
+          </w:tcPr>
+          <w:p>
+            <w:pPr>
+              <w:keepNext/>
+              <w:spacing w:after="0" w:line="264"/>
+              <w:jc w:val="left"/>
+            </w:pPr>
+            <w:r>
+              <w:rPr>
+                <w:sz w:val="19"/>
+                <w:szCs w:val="19"/>
+              </w:rPr>
+              <w:t xml:space="preserve">GARCH</w:t>
+            </w:r>
+          </w:p>
+        </w:tc>
+        <w:tc>
+          <w:tcPr>
+            <w:tcW w:type="dxa" w:w="2900"/>
+            <w:tcBorders>
+              <w:top w:val="single" w:color="BFBFBF" w:sz="4"/>
+              <w:left w:val="single" w:color="BFBFBF" w:sz="4"/>
+              <w:bottom w:val="single" w:color="BFBFBF" w:sz="4"/>
+              <w:right w:val="single" w:color="BFBFBF" w:sz="4"/>
+            </w:tcBorders>
+            <w:tcMar>
+              <w:top w:type="dxa" w:w="60"/>
+              <w:left w:type="dxa" w:w="100"/>
+              <w:bottom w:type="dxa" w:w="60"/>
+              <w:right w:type="dxa" w:w="100"/>
+            </w:tcMar>
+          </w:tcPr>
+          <w:p>
+            <w:pPr>
+              <w:keepNext/>
+              <w:spacing w:after="0" w:line="264"/>
+              <w:jc w:val="center"/>
+            </w:pPr>
+            <w:r>
+              <w:rPr>
+                <w:sz w:val="19"/>
+                <w:szCs w:val="19"/>
+              </w:rPr>
+              <w:t xml:space="preserve">o histórico de retornos do papel</w:t>
+            </w:r>
+          </w:p>
+        </w:tc>
+        <w:tc>
+          <w:tcPr>
+            <w:tcW w:type="dxa" w:w="2900"/>
+            <w:tcBorders>
+              <w:top w:val="single" w:color="BFBFBF" w:sz="4"/>
+              <w:left w:val="single" w:color="BFBFBF" w:sz="4"/>
+              <w:bottom w:val="single" w:color="BFBFBF" w:sz="4"/>
+              <w:right w:val="single" w:color="BFBFBF" w:sz="4"/>
+            </w:tcBorders>
+            <w:tcMar>
+              <w:top w:type="dxa" w:w="60"/>
+              <w:left w:type="dxa" w:w="100"/>
+              <w:bottom w:type="dxa" w:w="60"/>
+              <w:right w:type="dxa" w:w="100"/>
+            </w:tcMar>
+          </w:tcPr>
+          <w:p>
+            <w:pPr>
+              <w:keepNext/>
+              <w:spacing w:after="0" w:line="264"/>
+              <w:jc w:val="center"/>
+            </w:pPr>
+            <w:r>
+              <w:rPr>
+                <w:sz w:val="19"/>
+                <w:szCs w:val="19"/>
+              </w:rPr>
+              <w:t xml:space="preserve">um número: o quanto o preço deve sacudir amanhã</w:t>
+            </w:r>
+          </w:p>
+        </w:tc>
+        <w:tc>
+          <w:tcPr>
+            <w:tcW w:type="dxa" w:w="2538"/>
+            <w:tcBorders>
+              <w:top w:val="single" w:color="BFBFBF" w:sz="4"/>
+              <w:left w:val="single" w:color="BFBFBF" w:sz="4"/>
+              <w:bottom w:val="single" w:color="BFBFBF" w:sz="4"/>
+              <w:right w:val="single" w:color="BFBFBF" w:sz="4"/>
+            </w:tcBorders>
+            <w:tcMar>
+              <w:top w:type="dxa" w:w="60"/>
+              <w:left w:type="dxa" w:w="100"/>
+              <w:bottom w:type="dxa" w:w="60"/>
+              <w:right w:type="dxa" w:w="100"/>
+            </w:tcMar>
+          </w:tcPr>
+          <w:p>
+            <w:pPr>
+              <w:keepNext/>
+              <w:spacing w:after="0" w:line="264"/>
+              <w:jc w:val="center"/>
+            </w:pPr>
+            <w:r>
+              <w:rPr>
+                <w:sz w:val="19"/>
+                <w:szCs w:val="19"/>
+              </w:rPr>
+              <w:t xml:space="preserve">ingrediente — NÃO diz se sobe ou desce, só o tamanho do tranco</w:t>
+            </w:r>
+          </w:p>
+        </w:tc>
+      </w:tr>
+      <w:tr>
+        <w:trPr>
+          <w:cantSplit/>
+        </w:trPr>
+        <w:tc>
+          <w:tcPr>
+            <w:tcW w:type="dxa" w:w="1300"/>
+            <w:tcBorders>
+              <w:top w:val="single" w:color="BFBFBF" w:sz="4"/>
+              <w:left w:val="single" w:color="BFBFBF" w:sz="4"/>
+              <w:bottom w:val="single" w:color="BFBFBF" w:sz="4"/>
+              <w:right w:val="single" w:color="BFBFBF" w:sz="4"/>
+            </w:tcBorders>
+            <w:tcMar>
+              <w:top w:type="dxa" w:w="60"/>
+              <w:left w:type="dxa" w:w="100"/>
+              <w:bottom w:type="dxa" w:w="60"/>
+              <w:right w:type="dxa" w:w="100"/>
+            </w:tcMar>
+          </w:tcPr>
+          <w:p>
+            <w:pPr>
+              <w:keepNext/>
+              <w:spacing w:after="0" w:line="264"/>
+              <w:jc w:val="left"/>
+            </w:pPr>
+            <w:r>
+              <w:rPr>
+                <w:sz w:val="19"/>
+                <w:szCs w:val="19"/>
+              </w:rPr>
+              <w:t xml:space="preserve">SVM</w:t>
+            </w:r>
+          </w:p>
+        </w:tc>
+        <w:tc>
+          <w:tcPr>
+            <w:tcW w:type="dxa" w:w="2900"/>
+            <w:tcBorders>
+              <w:top w:val="single" w:color="BFBFBF" w:sz="4"/>
+              <w:left w:val="single" w:color="BFBFBF" w:sz="4"/>
+              <w:bottom w:val="single" w:color="BFBFBF" w:sz="4"/>
+              <w:right w:val="single" w:color="BFBFBF" w:sz="4"/>
+            </w:tcBorders>
+            <w:tcMar>
+              <w:top w:type="dxa" w:w="60"/>
+              <w:left w:type="dxa" w:w="100"/>
+              <w:bottom w:type="dxa" w:w="60"/>
+              <w:right w:type="dxa" w:w="100"/>
+            </w:tcMar>
+          </w:tcPr>
+          <w:p>
+            <w:pPr>
+              <w:keepNext/>
+              <w:spacing w:after="0" w:line="264"/>
+              <w:jc w:val="center"/>
+            </w:pPr>
+            <w:r>
+              <w:rPr>
+                <w:sz w:val="19"/>
+                <w:szCs w:val="19"/>
+              </w:rPr>
+              <w:t xml:space="preserve">os números da véspera (retorno e agitação)</w:t>
+            </w:r>
+          </w:p>
+        </w:tc>
+        <w:tc>
+          <w:tcPr>
+            <w:tcW w:type="dxa" w:w="2900"/>
+            <w:tcBorders>
+              <w:top w:val="single" w:color="BFBFBF" w:sz="4"/>
+              <w:left w:val="single" w:color="BFBFBF" w:sz="4"/>
+              <w:bottom w:val="single" w:color="BFBFBF" w:sz="4"/>
+              <w:right w:val="single" w:color="BFBFBF" w:sz="4"/>
+            </w:tcBorders>
+            <w:tcMar>
+              <w:top w:type="dxa" w:w="60"/>
+              <w:left w:type="dxa" w:w="100"/>
+              <w:bottom w:type="dxa" w:w="60"/>
+              <w:right w:type="dxa" w:w="100"/>
+            </w:tcMar>
+          </w:tcPr>
+          <w:p>
+            <w:pPr>
+              <w:keepNext/>
+              <w:spacing w:after="0" w:line="264"/>
+              <w:jc w:val="center"/>
+            </w:pPr>
+            <w:r>
+              <w:rPr>
+                <w:sz w:val="19"/>
+                <w:szCs w:val="19"/>
+              </w:rPr>
+              <w:t xml:space="preserve">uma decisão: SOBE ou DESCE</w:t>
+            </w:r>
+          </w:p>
+        </w:tc>
+        <w:tc>
+          <w:tcPr>
+            <w:tcW w:type="dxa" w:w="2538"/>
+            <w:tcBorders>
+              <w:top w:val="single" w:color="BFBFBF" w:sz="4"/>
+              <w:left w:val="single" w:color="BFBFBF" w:sz="4"/>
+              <w:bottom w:val="single" w:color="BFBFBF" w:sz="4"/>
+              <w:right w:val="single" w:color="BFBFBF" w:sz="4"/>
+            </w:tcBorders>
+            <w:tcMar>
+              <w:top w:type="dxa" w:w="60"/>
+              <w:left w:type="dxa" w:w="100"/>
+              <w:bottom w:type="dxa" w:w="60"/>
+              <w:right w:type="dxa" w:w="100"/>
+            </w:tcMar>
+          </w:tcPr>
+          <w:p>
+            <w:pPr>
+              <w:keepNext/>
+              <w:spacing w:after="0" w:line="264"/>
+              <w:jc w:val="center"/>
+            </w:pPr>
+            <w:r>
+              <w:rPr>
+                <w:sz w:val="19"/>
+                <w:szCs w:val="19"/>
+              </w:rPr>
+              <w:t xml:space="preserve">decisor — é ele quem aposta</w:t>
+            </w:r>
+          </w:p>
+        </w:tc>
+      </w:tr>
+      <w:tr>
+        <w:trPr>
+          <w:cantSplit/>
+        </w:trPr>
+        <w:tc>
+          <w:tcPr>
+            <w:tcW w:type="dxa" w:w="1300"/>
+            <w:tcBorders>
+              <w:top w:val="single" w:color="BFBFBF" w:sz="4"/>
+              <w:left w:val="single" w:color="BFBFBF" w:sz="4"/>
+              <w:bottom w:val="single" w:color="BFBFBF" w:sz="4"/>
+              <w:right w:val="single" w:color="BFBFBF" w:sz="4"/>
+            </w:tcBorders>
+            <w:tcMar>
+              <w:top w:type="dxa" w:w="60"/>
+              <w:left w:type="dxa" w:w="100"/>
+              <w:bottom w:type="dxa" w:w="60"/>
+              <w:right w:type="dxa" w:w="100"/>
+            </w:tcMar>
+          </w:tcPr>
+          <w:p>
+            <w:pPr>
+              <w:keepNext/>
+              <w:spacing w:after="0" w:line="264"/>
+              <w:jc w:val="left"/>
+            </w:pPr>
+            <w:r>
+              <w:rPr>
+                <w:sz w:val="19"/>
+                <w:szCs w:val="19"/>
+              </w:rPr>
+              <w:t xml:space="preserve">XGBoost</w:t>
+            </w:r>
+          </w:p>
+        </w:tc>
+        <w:tc>
+          <w:tcPr>
+            <w:tcW w:type="dxa" w:w="2900"/>
+            <w:tcBorders>
+              <w:top w:val="single" w:color="BFBFBF" w:sz="4"/>
+              <w:left w:val="single" w:color="BFBFBF" w:sz="4"/>
+              <w:bottom w:val="single" w:color="BFBFBF" w:sz="4"/>
+              <w:right w:val="single" w:color="BFBFBF" w:sz="4"/>
+            </w:tcBorders>
+            <w:tcMar>
+              <w:top w:type="dxa" w:w="60"/>
+              <w:left w:type="dxa" w:w="100"/>
+              <w:bottom w:type="dxa" w:w="60"/>
+              <w:right w:type="dxa" w:w="100"/>
+            </w:tcMar>
+          </w:tcPr>
+          <w:p>
+            <w:pPr>
+              <w:keepNext/>
+              <w:spacing w:after="0" w:line="264"/>
+              <w:jc w:val="center"/>
+            </w:pPr>
+            <w:r>
+              <w:rPr>
+                <w:sz w:val="19"/>
+                <w:szCs w:val="19"/>
+              </w:rPr>
+              <w:t xml:space="preserve">os mesmos números da véspera</w:t>
+            </w:r>
+          </w:p>
+        </w:tc>
+        <w:tc>
+          <w:tcPr>
+            <w:tcW w:type="dxa" w:w="2900"/>
+            <w:tcBorders>
+              <w:top w:val="single" w:color="BFBFBF" w:sz="4"/>
+              <w:left w:val="single" w:color="BFBFBF" w:sz="4"/>
+              <w:bottom w:val="single" w:color="BFBFBF" w:sz="4"/>
+              <w:right w:val="single" w:color="BFBFBF" w:sz="4"/>
+            </w:tcBorders>
+            <w:tcMar>
+              <w:top w:type="dxa" w:w="60"/>
+              <w:left w:type="dxa" w:w="100"/>
+              <w:bottom w:type="dxa" w:w="60"/>
+              <w:right w:type="dxa" w:w="100"/>
+            </w:tcMar>
+          </w:tcPr>
+          <w:p>
+            <w:pPr>
+              <w:keepNext/>
+              <w:spacing w:after="0" w:line="264"/>
+              <w:jc w:val="center"/>
+            </w:pPr>
+            <w:r>
+              <w:rPr>
+                <w:sz w:val="19"/>
+                <w:szCs w:val="19"/>
+              </w:rPr>
+              <w:t xml:space="preserve">uma decisão: SOBE ou DESCE</w:t>
+            </w:r>
+          </w:p>
+        </w:tc>
+        <w:tc>
+          <w:tcPr>
+            <w:tcW w:type="dxa" w:w="2538"/>
+            <w:tcBorders>
+              <w:top w:val="single" w:color="BFBFBF" w:sz="4"/>
+              <w:left w:val="single" w:color="BFBFBF" w:sz="4"/>
+              <w:bottom w:val="single" w:color="BFBFBF" w:sz="4"/>
+              <w:right w:val="single" w:color="BFBFBF" w:sz="4"/>
+            </w:tcBorders>
+            <w:tcMar>
+              <w:top w:type="dxa" w:w="60"/>
+              <w:left w:type="dxa" w:w="100"/>
+              <w:bottom w:type="dxa" w:w="60"/>
+              <w:right w:type="dxa" w:w="100"/>
+            </w:tcMar>
+          </w:tcPr>
+          <w:p>
+            <w:pPr>
+              <w:keepNext/>
+              <w:spacing w:after="0" w:line="264"/>
+              <w:jc w:val="center"/>
+            </w:pPr>
+            <w:r>
+              <w:rPr>
+                <w:sz w:val="19"/>
+                <w:szCs w:val="19"/>
+              </w:rPr>
+              <w:t xml:space="preserve">decisor — aposta igual ao SVM, por outro caminho</w:t>
+            </w:r>
+          </w:p>
+        </w:tc>
+      </w:tr>
+      <w:tr>
+        <w:trPr>
+          <w:cantSplit/>
+        </w:trPr>
+        <w:tc>
+          <w:tcPr>
+            <w:tcW w:type="dxa" w:w="1300"/>
+            <w:tcBorders>
+              <w:top w:val="single" w:color="BFBFBF" w:sz="4"/>
+              <w:left w:val="single" w:color="BFBFBF" w:sz="4"/>
+              <w:bottom w:val="single" w:color="BFBFBF" w:sz="4"/>
+              <w:right w:val="single" w:color="BFBFBF" w:sz="4"/>
+            </w:tcBorders>
+            <w:tcMar>
+              <w:top w:type="dxa" w:w="60"/>
+              <w:left w:type="dxa" w:w="100"/>
+              <w:bottom w:type="dxa" w:w="60"/>
+              <w:right w:type="dxa" w:w="100"/>
+            </w:tcMar>
+          </w:tcPr>
+          <w:p>
+            <w:pPr>
+              <w:keepNext/>
+              <w:spacing w:after="0" w:line="264"/>
+              <w:jc w:val="left"/>
+            </w:pPr>
+            <w:r>
+              <w:rPr>
+                <w:sz w:val="19"/>
+                <w:szCs w:val="19"/>
+              </w:rPr>
+              <w:t xml:space="preserve">Prophet</w:t>
+            </w:r>
+          </w:p>
+        </w:tc>
+        <w:tc>
+          <w:tcPr>
+            <w:tcW w:type="dxa" w:w="2900"/>
+            <w:tcBorders>
+              <w:top w:val="single" w:color="BFBFBF" w:sz="4"/>
+              <w:left w:val="single" w:color="BFBFBF" w:sz="4"/>
+              <w:bottom w:val="single" w:color="BFBFBF" w:sz="4"/>
+              <w:right w:val="single" w:color="BFBFBF" w:sz="4"/>
+            </w:tcBorders>
+            <w:tcMar>
+              <w:top w:type="dxa" w:w="60"/>
+              <w:left w:type="dxa" w:w="100"/>
+              <w:bottom w:type="dxa" w:w="60"/>
+              <w:right w:type="dxa" w:w="100"/>
+            </w:tcMar>
+          </w:tcPr>
+          <w:p>
+            <w:pPr>
+              <w:keepNext/>
+              <w:spacing w:after="0" w:line="264"/>
+              <w:jc w:val="center"/>
+            </w:pPr>
+            <w:r>
+              <w:rPr>
+                <w:sz w:val="19"/>
+                <w:szCs w:val="19"/>
+              </w:rPr>
+              <w:t xml:space="preserve">a série inteira de preços, com as datas</w:t>
+            </w:r>
+          </w:p>
+        </w:tc>
+        <w:tc>
+          <w:tcPr>
+            <w:tcW w:type="dxa" w:w="2900"/>
+            <w:tcBorders>
+              <w:top w:val="single" w:color="BFBFBF" w:sz="4"/>
+              <w:left w:val="single" w:color="BFBFBF" w:sz="4"/>
+              <w:bottom w:val="single" w:color="BFBFBF" w:sz="4"/>
+              <w:right w:val="single" w:color="BFBFBF" w:sz="4"/>
+            </w:tcBorders>
+            <w:tcMar>
+              <w:top w:type="dxa" w:w="60"/>
+              <w:left w:type="dxa" w:w="100"/>
+              <w:bottom w:type="dxa" w:w="60"/>
+              <w:right w:type="dxa" w:w="100"/>
+            </w:tcMar>
+          </w:tcPr>
+          <w:p>
+            <w:pPr>
+              <w:keepNext/>
+              <w:spacing w:after="0" w:line="264"/>
+              <w:jc w:val="center"/>
+            </w:pPr>
+            <w:r>
+              <w:rPr>
+                <w:sz w:val="19"/>
+                <w:szCs w:val="19"/>
+              </w:rPr>
+              <w:t xml:space="preserve">um valor previsto para o preço de amanhã</w:t>
+            </w:r>
+          </w:p>
+        </w:tc>
+        <w:tc>
+          <w:tcPr>
+            <w:tcW w:type="dxa" w:w="2538"/>
+            <w:tcBorders>
+              <w:top w:val="single" w:color="BFBFBF" w:sz="4"/>
+              <w:left w:val="single" w:color="BFBFBF" w:sz="4"/>
+              <w:bottom w:val="single" w:color="BFBFBF" w:sz="4"/>
+              <w:right w:val="single" w:color="BFBFBF" w:sz="4"/>
+            </w:tcBorders>
+            <w:tcMar>
+              <w:top w:type="dxa" w:w="60"/>
+              <w:left w:type="dxa" w:w="100"/>
+              <w:bottom w:type="dxa" w:w="60"/>
+              <w:right w:type="dxa" w:w="100"/>
+            </w:tcMar>
+          </w:tcPr>
+          <w:p>
+            <w:pPr>
+              <w:keepNext/>
+              <w:spacing w:after="0" w:line="264"/>
+              <w:jc w:val="center"/>
+            </w:pPr>
+            <w:r>
+              <w:rPr>
+                <w:sz w:val="19"/>
+                <w:szCs w:val="19"/>
+              </w:rPr>
+              <w:t xml:space="preserve">faz tudo sozinho — não precisa dos outros</w:t>
+            </w:r>
+          </w:p>
+        </w:tc>
+      </w:tr>
+    </w:tbl>
+    <w:p>
+      <w:pPr>
+        <w:pStyle w:val="Heading2"/>
+        <w:keepNext/>
+        <w:spacing w:after="100" w:before="240"/>
+      </w:pPr>
+      <w:r>
+        <w:rPr>
+          <w:rFonts w:ascii="Arial" w:cs="Arial" w:eastAsia="Arial" w:hAnsi="Arial"/>
+          <w:b/>
+          <w:bCs/>
+          <w:color w:val="1F3864"/>
+          <w:sz w:val="23"/>
+          <w:szCs w:val="23"/>
+        </w:rPr>
+        <w:t xml:space="preserve">"GARCH + SVM" não são dois concorrentes — são duas peças encaixadas</w:t>
+      </w:r>
+    </w:p>
+    <w:p>
+      <w:pPr>
+        <w:spacing w:after="140" w:before="0" w:line="288"/>
+      </w:pPr>
+      <w:r>
+        <w:rPr>
+          <w:sz w:val="22"/>
+          <w:szCs w:val="22"/>
+        </w:rPr>
+        <w:t xml:space="preserve">Esta é a confusão mais comum, e vale desfazer. </w:t>
+      </w:r>
+      <w:r>
+        <w:rPr>
+          <w:b/>
+          <w:bCs/>
+          <w:sz w:val="22"/>
+          <w:szCs w:val="22"/>
+        </w:rPr>
+        <w:t xml:space="preserve">O GARCH não compete com o SVM. Ele alimenta o SVM.</w:t>
+      </w:r>
+    </w:p>
+    <w:p>
+      <w:pPr>
+        <w:pBdr>
+          <w:top w:val="single" w:color="BF8F00" w:sz="2" w:space="6"/>
+          <w:bottom w:val="single" w:color="BF8F00" w:sz="2" w:space="6"/>
+          <w:left w:val="single" w:color="BF8F00" w:sz="24" w:space="8"/>
+          <w:right w:val="single" w:color="BF8F00" w:sz="2" w:space="6"/>
+        </w:pBdr>
+        <w:shd w:fill="FFF2CC" w:color="auto" w:val="clear"/>
+        <w:spacing w:after="160" w:before="100" w:line="288"/>
+      </w:pPr>
+      <w:r>
+        <w:rPr>
+          <w:sz w:val="22"/>
+          <w:szCs w:val="22"/>
+        </w:rPr>
+        <w:t xml:space="preserve">Todo dia, o SVM recebe exatamente </w:t>
+      </w:r>
+      <w:r>
+        <w:rPr>
+          <w:b/>
+          <w:bCs/>
+          <w:sz w:val="22"/>
+          <w:szCs w:val="22"/>
+        </w:rPr>
+        <w:t xml:space="preserve">dois números</w:t>
+      </w:r>
+      <w:r>
+        <w:rPr>
+          <w:sz w:val="22"/>
+          <w:szCs w:val="22"/>
+        </w:rPr>
+        <w:t xml:space="preserve">: o retorno de ontem, e a agitação de ontem — e </w:t>
+      </w:r>
+      <w:r>
+        <w:rPr>
+          <w:b/>
+          <w:bCs/>
+          <w:sz w:val="22"/>
+          <w:szCs w:val="22"/>
+        </w:rPr>
+        <w:t xml:space="preserve">essa segunda é o GARCH que calcula</w:t>
+      </w:r>
+      <w:r>
+        <w:rPr>
+          <w:sz w:val="22"/>
+          <w:szCs w:val="22"/>
+        </w:rPr>
+        <w:t xml:space="preserve">. O SVM pega esses dois números e responde "sobe" ou "desce". Trocar SVM por XGBoost troca só quem decide; o GARCH continua sendo o mesmo ingrediente nos dois.</w:t>
+      </w:r>
+    </w:p>
+    <w:p>
+      <w:pPr>
+        <w:spacing w:after="140" w:before="0" w:line="288"/>
+      </w:pPr>
+      <w:r>
+        <w:rPr>
+          <w:sz w:val="22"/>
+          <w:szCs w:val="22"/>
+        </w:rPr>
+        <w:t xml:space="preserve">Por isso não existe "GARCH sozinho" prevendo direção nas tabelas — ele não faz isso. O GARCH sozinho aparece </w:t>
+      </w:r>
+      <w:r>
+        <w:rPr>
+          <w:b/>
+          <w:bCs/>
+          <w:sz w:val="22"/>
+          <w:szCs w:val="22"/>
+        </w:rPr>
+        <w:t xml:space="preserve">só na previsão de volatilidade</w:t>
+      </w:r>
+      <w:r>
+        <w:rPr>
+          <w:sz w:val="22"/>
+          <w:szCs w:val="22"/>
+        </w:rPr>
+        <w:t xml:space="preserve">, que é o que ele sabe fazer.</w:t>
+      </w:r>
+    </w:p>
+    <w:p>
+      <w:pPr>
+        <w:spacing w:after="140" w:before="0" w:line="288"/>
+      </w:pPr>
+      <w:r>
+        <w:rPr>
+          <w:b/>
+          <w:bCs/>
+          <w:sz w:val="22"/>
+          <w:szCs w:val="22"/>
+        </w:rPr>
+        <w:t xml:space="preserve">A diferença entre SVM e XGBoost</w:t>
+      </w:r>
+      <w:r>
+        <w:rPr>
+          <w:sz w:val="22"/>
+          <w:szCs w:val="22"/>
+        </w:rPr>
+        <w:t xml:space="preserve"> está no jeito de decidir. O SVM traça uma fronteira separando os dias que subiram dos que caíram, e vê de que lado o dia de hoje cai. O XGBoost monta centenas de regrinhas simples ("se o retorno de ontem foi acima de tanto, então…"), cada uma corrigindo o erro da anterior, e faz todas votarem. Caminhos diferentes, mesma pergunta e mesma resposta.</w:t>
+      </w:r>
+    </w:p>
+    <w:p>
+      <w:pPr>
+        <w:spacing w:after="140" w:before="0" w:line="288"/>
+      </w:pPr>
+      <w:r>
+        <w:rPr>
+          <w:b/>
+          <w:bCs/>
+          <w:sz w:val="22"/>
+          <w:szCs w:val="22"/>
+        </w:rPr>
+        <w:t xml:space="preserve">E o Prophet é de outra natureza.</w:t>
+      </w:r>
+      <w:r>
+        <w:rPr>
+          <w:sz w:val="22"/>
+          <w:szCs w:val="22"/>
+        </w:rPr>
+        <w:t xml:space="preserve"> Ele não recebe "os números da véspera" — ele recebe a série de preços inteira, separa o que é tendência do que é padrão de calendário, e prolonga. A direção, no caso dele, sai de comparar o preço que ele previu com o preço de ontem.</w:t>
       </w:r>
     </w:p>
     <w:p>
@@ -7639,31 +8627,6 @@
               <w:spacing w:after="0" w:line="264"/>
               <w:jc w:val="left"/>
             </w:pPr>
-          </w:p>
-        </w:tc>
-        <w:tc>
-          <w:tcPr>
-            <w:tcW w:type="dxa" w:w="2300"/>
-            <w:tcBorders>
-              <w:top w:val="single" w:color="BFBFBF" w:sz="4"/>
-              <w:left w:val="single" w:color="BFBFBF" w:sz="4"/>
-              <w:bottom w:val="single" w:color="BFBFBF" w:sz="4"/>
-              <w:right w:val="single" w:color="BFBFBF" w:sz="4"/>
-            </w:tcBorders>
-            <w:shd w:fill="D9E2F3" w:color="auto" w:val="clear"/>
-            <w:tcMar>
-              <w:top w:type="dxa" w:w="60"/>
-              <w:left w:type="dxa" w:w="100"/>
-              <w:bottom w:type="dxa" w:w="60"/>
-              <w:right w:type="dxa" w:w="100"/>
-            </w:tcMar>
-          </w:tcPr>
-          <w:p>
-            <w:pPr>
-              <w:keepNext/>
-              <w:spacing w:after="0" w:line="264"/>
-              <w:jc w:val="center"/>
-            </w:pPr>
             <w:r>
               <w:rPr>
                 <w:b/>
@@ -7672,13 +8635,13 @@
                 <w:sz w:val="19"/>
                 <w:szCs w:val="19"/>
               </w:rPr>
-              <w:t xml:space="preserve">Só preço histórico</w:t>
-            </w:r>
-          </w:p>
-        </w:tc>
-        <w:tc>
-          <w:tcPr>
-            <w:tcW w:type="dxa" w:w="2200"/>
+              <w:t xml:space="preserve">Quem DECIDE todo dia</w:t>
+            </w:r>
+          </w:p>
+        </w:tc>
+        <w:tc>
+          <w:tcPr>
+            <w:tcW w:type="dxa" w:w="2300"/>
             <w:tcBorders>
               <w:top w:val="single" w:color="BFBFBF" w:sz="4"/>
               <w:left w:val="single" w:color="BFBFBF" w:sz="4"/>
@@ -7707,13 +8670,14 @@
                 <w:sz w:val="19"/>
                 <w:szCs w:val="19"/>
               </w:rPr>
-              <w:t xml:space="preserve">Com o FinBERT</w:t>
-            </w:r>
-          </w:p>
-        </w:tc>
-        <w:tc>
-          <w:tcPr>
-            <w:tcW w:type="dxa" w:w="2038"/>
+              <w:t xml:space="preserve">Decidindo com
+preço histórico</w:t>
+            </w:r>
+          </w:p>
+        </w:tc>
+        <w:tc>
+          <w:tcPr>
+            <w:tcW w:type="dxa" w:w="2200"/>
             <w:tcBorders>
               <w:top w:val="single" w:color="BFBFBF" w:sz="4"/>
               <w:left w:val="single" w:color="BFBFBF" w:sz="4"/>
@@ -7742,108 +8706,8 @@
                 <w:sz w:val="19"/>
                 <w:szCs w:val="19"/>
               </w:rPr>
-              <w:t xml:space="preserve">O FinBERT melhorou em</w:t>
-            </w:r>
-          </w:p>
-        </w:tc>
-      </w:tr>
-      <w:tr>
-        <w:trPr>
-          <w:cantSplit/>
-        </w:trPr>
-        <w:tc>
-          <w:tcPr>
-            <w:tcW w:type="dxa" w:w="3100"/>
-            <w:tcBorders>
-              <w:top w:val="single" w:color="BFBFBF" w:sz="4"/>
-              <w:left w:val="single" w:color="BFBFBF" w:sz="4"/>
-              <w:bottom w:val="single" w:color="BFBFBF" w:sz="4"/>
-              <w:right w:val="single" w:color="BFBFBF" w:sz="4"/>
-            </w:tcBorders>
-            <w:shd w:fill="FFF2CC" w:color="auto" w:val="clear"/>
-            <w:tcMar>
-              <w:top w:type="dxa" w:w="60"/>
-              <w:left w:type="dxa" w:w="100"/>
-              <w:bottom w:type="dxa" w:w="60"/>
-              <w:right w:type="dxa" w:w="100"/>
-            </w:tcMar>
-          </w:tcPr>
-          <w:p>
-            <w:pPr>
-              <w:keepNext/>
-              <w:spacing w:after="0" w:line="264"/>
-              <w:jc w:val="left"/>
-            </w:pPr>
-            <w:r>
-              <w:rPr>
-                <w:sz w:val="19"/>
-                <w:szCs w:val="19"/>
-              </w:rPr>
-              <w:t xml:space="preserve">Comprar e segurar (sem modelo nenhum)</w:t>
-            </w:r>
-          </w:p>
-        </w:tc>
-        <w:tc>
-          <w:tcPr>
-            <w:tcW w:type="dxa" w:w="2300"/>
-            <w:tcBorders>
-              <w:top w:val="single" w:color="BFBFBF" w:sz="4"/>
-              <w:left w:val="single" w:color="BFBFBF" w:sz="4"/>
-              <w:bottom w:val="single" w:color="BFBFBF" w:sz="4"/>
-              <w:right w:val="single" w:color="BFBFBF" w:sz="4"/>
-            </w:tcBorders>
-            <w:shd w:fill="FFF2CC" w:color="auto" w:val="clear"/>
-            <w:tcMar>
-              <w:top w:type="dxa" w:w="60"/>
-              <w:left w:type="dxa" w:w="100"/>
-              <w:bottom w:type="dxa" w:w="60"/>
-              <w:right w:type="dxa" w:w="100"/>
-            </w:tcMar>
-          </w:tcPr>
-          <w:p>
-            <w:pPr>
-              <w:keepNext/>
-              <w:spacing w:after="0" w:line="264"/>
-              <w:jc w:val="center"/>
-            </w:pPr>
-            <w:r>
-              <w:rPr>
-                <w:sz w:val="19"/>
-                <w:szCs w:val="19"/>
-              </w:rPr>
-              <w:t xml:space="preserve">+R$ 3.613.295</w:t>
-            </w:r>
-          </w:p>
-        </w:tc>
-        <w:tc>
-          <w:tcPr>
-            <w:tcW w:type="dxa" w:w="2200"/>
-            <w:tcBorders>
-              <w:top w:val="single" w:color="BFBFBF" w:sz="4"/>
-              <w:left w:val="single" w:color="BFBFBF" w:sz="4"/>
-              <w:bottom w:val="single" w:color="BFBFBF" w:sz="4"/>
-              <w:right w:val="single" w:color="BFBFBF" w:sz="4"/>
-            </w:tcBorders>
-            <w:shd w:fill="FFF2CC" w:color="auto" w:val="clear"/>
-            <w:tcMar>
-              <w:top w:type="dxa" w:w="60"/>
-              <w:left w:type="dxa" w:w="100"/>
-              <w:bottom w:type="dxa" w:w="60"/>
-              <w:right w:type="dxa" w:w="100"/>
-            </w:tcMar>
-          </w:tcPr>
-          <w:p>
-            <w:pPr>
-              <w:keepNext/>
-              <w:spacing w:after="0" w:line="264"/>
-              <w:jc w:val="center"/>
-            </w:pPr>
-            <w:r>
-              <w:rPr>
-                <w:sz w:val="19"/>
-                <w:szCs w:val="19"/>
-              </w:rPr>
-              <w:t xml:space="preserve">—</w:t>
+              <w:t xml:space="preserve">Decidindo com
+preço + FinBERT</w:t>
             </w:r>
           </w:p>
         </w:tc>
@@ -7856,26 +8720,30 @@
               <w:bottom w:val="single" w:color="BFBFBF" w:sz="4"/>
               <w:right w:val="single" w:color="BFBFBF" w:sz="4"/>
             </w:tcBorders>
-            <w:shd w:fill="FFF2CC" w:color="auto" w:val="clear"/>
-            <w:tcMar>
-              <w:top w:type="dxa" w:w="60"/>
-              <w:left w:type="dxa" w:w="100"/>
-              <w:bottom w:type="dxa" w:w="60"/>
-              <w:right w:type="dxa" w:w="100"/>
-            </w:tcMar>
-          </w:tcPr>
-          <w:p>
-            <w:pPr>
-              <w:keepNext/>
-              <w:spacing w:after="0" w:line="264"/>
-              <w:jc w:val="center"/>
-            </w:pPr>
-            <w:r>
-              <w:rPr>
-                <w:sz w:val="19"/>
-                <w:szCs w:val="19"/>
-              </w:rPr>
-              <w:t xml:space="preserve">—</w:t>
+            <w:shd w:fill="D9E2F3" w:color="auto" w:val="clear"/>
+            <w:tcMar>
+              <w:top w:type="dxa" w:w="60"/>
+              <w:left w:type="dxa" w:w="100"/>
+              <w:bottom w:type="dxa" w:w="60"/>
+              <w:right w:type="dxa" w:w="100"/>
+            </w:tcMar>
+          </w:tcPr>
+          <w:p>
+            <w:pPr>
+              <w:keepNext/>
+              <w:spacing w:after="0" w:line="264"/>
+              <w:jc w:val="center"/>
+            </w:pPr>
+            <w:r>
+              <w:rPr>
+                <w:b/>
+                <w:bCs/>
+                <w:color w:val="1F3864"/>
+                <w:sz w:val="19"/>
+                <w:szCs w:val="19"/>
+              </w:rPr>
+              <w:t xml:space="preserve">O FinBERT
+melhorou em</w:t>
             </w:r>
           </w:p>
         </w:tc>
@@ -8301,8 +9169,38 @@
           <w:sz w:val="22"/>
           <w:szCs w:val="22"/>
         </w:rPr>
-        <w:t xml:space="preserve"> — pela terceira vez, o mesmo padrão de moeda. E </w:t>
-      </w:r>
+        <w:t xml:space="preserve"> — pela terceira vez, o mesmo padrão de moeda.</w:t>
+      </w:r>
+    </w:p>
+    <w:p>
+      <w:pPr>
+        <w:pStyle w:val="Heading2"/>
+        <w:keepNext/>
+        <w:spacing w:after="100" w:before="240"/>
+      </w:pPr>
+      <w:r>
+        <w:rPr>
+          <w:rFonts w:ascii="Arial" w:cs="Arial" w:eastAsia="Arial" w:hAnsi="Arial"/>
+          <w:b/>
+          <w:bCs/>
+          <w:color w:val="1F3864"/>
+          <w:sz w:val="23"/>
+          <w:szCs w:val="23"/>
+        </w:rPr>
+        <w:t xml:space="preserve">E quem não decide nada?</w:t>
+      </w:r>
+    </w:p>
+    <w:p>
+      <w:pPr>
+        <w:pBdr>
+          <w:top w:val="single" w:color="BF8F00" w:sz="2" w:space="6"/>
+          <w:bottom w:val="single" w:color="BF8F00" w:sz="2" w:space="6"/>
+          <w:left w:val="single" w:color="BF8F00" w:sz="24" w:space="8"/>
+          <w:right w:val="single" w:color="BF8F00" w:sz="2" w:space="6"/>
+        </w:pBdr>
+        <w:shd w:fill="FFF2CC" w:color="auto" w:val="clear"/>
+        <w:spacing w:after="160" w:before="100" w:line="288"/>
+      </w:pPr>
       <w:r>
         <w:rPr>
           <w:b/>
@@ -8310,14 +9208,80 @@
           <w:sz w:val="22"/>
           <w:szCs w:val="22"/>
         </w:rPr>
-        <w:t xml:space="preserve">nenhuma das seis combinações chega perto de comprar e segurar</w:t>
+        <w:t xml:space="preserve">Comprar e segurar: +R$ 3.613.295</w:t>
       </w:r>
       <w:r>
         <w:rPr>
           <w:sz w:val="22"/>
           <w:szCs w:val="22"/>
         </w:rPr>
-        <w:t xml:space="preserve">, que não usa modelo, não usa preço, não usa texto, e não dá trabalho nenhum.</w:t>
+        <w:t xml:space="preserve"> — mais que qualquer um dos seis modelos acima.
+ATENÇÃO para não ler errado: comprar e segurar </w:t>
+      </w:r>
+      <w:r>
+        <w:rPr>
+          <w:b/>
+          <w:bCs/>
+          <w:sz w:val="22"/>
+          <w:szCs w:val="22"/>
+        </w:rPr>
+        <w:t xml:space="preserve">não analisa preço histórico, nem nada</w:t>
+      </w:r>
+      <w:r>
+        <w:rPr>
+          <w:sz w:val="22"/>
+          <w:szCs w:val="22"/>
+        </w:rPr>
+        <w:t xml:space="preserve">. Ele compra no primeiro dia, não mexe em nenhum dia, e vende no último. Zero contas, zero decisões.</w:t>
+      </w:r>
+    </w:p>
+    <w:p>
+      <w:pPr>
+        <w:spacing w:after="140" w:before="0" w:line="288"/>
+      </w:pPr>
+      <w:r>
+        <w:rPr>
+          <w:b/>
+          <w:bCs/>
+          <w:sz w:val="22"/>
+          <w:szCs w:val="22"/>
+        </w:rPr>
+        <w:t xml:space="preserve">Por que os modelos perdem para quem não faz nada?</w:t>
+      </w:r>
+      <w:r>
+        <w:rPr>
+          <w:sz w:val="22"/>
+          <w:szCs w:val="22"/>
+        </w:rPr>
+        <w:t xml:space="preserve"> Porque a única coisa que eles podem fazer é </w:t>
+      </w:r>
+      <w:r>
+        <w:rPr>
+          <w:b/>
+          <w:bCs/>
+          <w:sz w:val="22"/>
+          <w:szCs w:val="22"/>
+        </w:rPr>
+        <w:t xml:space="preserve">tirar você do mercado</w:t>
+      </w:r>
+      <w:r>
+        <w:rPr>
+          <w:sz w:val="22"/>
+          <w:szCs w:val="22"/>
+        </w:rPr>
+        <w:t xml:space="preserve"> nos dias em que preveem queda. Como eles acertam quase o mesmo que cara-ou-coroa, acabam tirando você do mercado em dias bons e ruins na mesma proporção — e, num período em que a bolsa subiu, cada dia bom perdido é dinheiro que não volta.</w:t>
+      </w:r>
+    </w:p>
+    <w:p>
+      <w:pPr>
+        <w:spacing w:after="140" w:before="0" w:line="288"/>
+      </w:pPr>
+      <w:r>
+        <w:rPr>
+          <w:sz w:val="22"/>
+          <w:szCs w:val="22"/>
+        </w:rPr>
+        <w:t xml:space="preserve">É como um porteiro que barra metade das pessoas na sorte: ele não melhora a festa, só esvazia.</w:t>
       </w:r>
     </w:p>
     <w:p>
